--- a/vvdn/converters/dc-dc/isolated/flyback-converter.docx
+++ b/vvdn/converters/dc-dc/isolated/flyback-converter.docx
@@ -157,51 +157,3095 @@
                 <w:color w:val="2D3748"/>
                 <w:sz w:val="18"/>
               </w:rPr>
-              <w:t xml:space="preserve">                           Isolated Flyback Converter Power Stage</w:t>
+              <w:t>========================================================================================================================</w:t>
               <w:br/>
-              <w:t xml:space="preserve">  +Vin DC ───┬─────────────────────────────────────────────────────────┐</w:t>
+              <w:t xml:space="preserve">     DETAILED HARDWARE SCHEMATIC: ISOLATED QUASI-RESONANT FLYBACK CONVERTER (100V-375V DC -&gt; +12V/3A SELV OUT)</w:t>
               <w:br/>
-              <w:t xml:space="preserve">             │                                                         │</w:t>
+              <w:t>========================================================================================================================</w:t>
               <w:br/>
-              <w:t xml:space="preserve">             ├───┐                                            Primary Winding (Np)</w:t>
               <w:br/>
-              <w:t xml:space="preserve">             │  ┌┴┐ R_snub                                    ───████████───┬─── Drain (D)</w:t>
+              <w:t xml:space="preserve">    +VBULK (100V-375V DC) ─────────────────┬─────────────────────────────────────────────────────────────┐</w:t>
               <w:br/>
-              <w:t xml:space="preserve">             │  │ │                                              ││         │   ┌───┴───┐</w:t>
+              <w:t xml:space="preserve">        │                                  │                                                             │</w:t>
               <w:br/>
-              <w:t xml:space="preserve">             │  └┬┘                                              ││         └───┤   Q1  │ Primary Switch</w:t>
+              <w:t xml:space="preserve">       ┌┴─────────────────┐                │          PRIMARY RCD CLAMP SNUBBER                          │</w:t>
               <w:br/>
-              <w:t xml:space="preserve">             │   ├───┐ C_snub                                    ││ (Dot inverted)  └───┬───┘</w:t>
+              <w:t xml:space="preserve">       │ C_BULK           │                │    +-----[ D_snub: US1M (1000V / 1A) ]&lt;-----+               │</w:t>
               <w:br/>
-              <w:t xml:space="preserve">             │  ┌┴┐  │                                           ││                     │ Source (S)</w:t>
+              <w:t xml:space="preserve">       │ 100µF / 450V     │                │    |     (Ultra-Fast Recovery: trr &lt; 75ns)  |               │</w:t>
               <w:br/>
-              <w:t xml:space="preserve">             │  │ │  │                                           ││                     ├───[ R_sense ]─── GND_PRI</w:t>
+              <w:t xml:space="preserve">       │ Aluminum Elec.   │                │    |                                        |               │</w:t>
               <w:br/>
-              <w:t xml:space="preserve">             │  └┬┘  │                                           ││                     │</w:t>
+              <w:t xml:space="preserve">       └┬─────────────────┘                │    +-----[ R_snub: 47kΩ / 3W ]--------------+               │</w:t>
               <w:br/>
-              <w:t xml:space="preserve">             │   ├───┘                                           ││                  GND_PRI</w:t>
+              <w:t xml:space="preserve">        │                                  │    |     [ C_snub: 2.2nF / 630V Poly ]------+               │</w:t>
               <w:br/>
-              <w:t xml:space="preserve">             └───┴───[&lt;| D_snub (Fast Recovery) ]────────────────┘│</w:t>
+              <w:t xml:space="preserve">        │                                  │    |                                                        │</w:t>
               <w:br/>
-              <w:t xml:space="preserve">                                                                  │</w:t>
+              <w:t xml:space="preserve">        │                                  +----+=== TRANSFORMER PRIMARY (Np: 48T)                       │</w:t>
               <w:br/>
-              <w:t xml:space="preserve">  ===================================== ISOLATION BARRIER ========│=====================================</w:t>
+              <w:t xml:space="preserve">        │                                            |* (Dot at +VBULK)                                  │</w:t>
               <w:br/>
-              <w:t xml:space="preserve">                                                                  │</w:t>
+              <w:t xml:space="preserve">        │                                            |                                                   │</w:t>
               <w:br/>
-              <w:t xml:space="preserve">                                                        Secondary │</w:t>
+              <w:t xml:space="preserve">        │                                            |                                                   │</w:t>
               <w:br/>
-              <w:t xml:space="preserve">                                                        Winding   ├───[&gt;|] Secondary Diode (D_sec) ──┬───&gt; +Vout</w:t>
+              <w:t xml:space="preserve">        │                                            | (Dot inverted)                                    │</w:t>
               <w:br/>
-              <w:t xml:space="preserve">                                                        (Ns)      │                                  │</w:t>
+              <w:t xml:space="preserve">        │                                            +===================================+               │</w:t>
               <w:br/>
-              <w:t xml:space="preserve">                                                                  │                                ┌─┴─┐ C_out</w:t>
+              <w:t xml:space="preserve">        │                                                                                │               │</w:t>
               <w:br/>
-              <w:t xml:space="preserve">                                                                  │                                │   │</w:t>
+              <w:t xml:space="preserve">        │                                                                                │ Drain (D)     │</w:t>
               <w:br/>
-              <w:t xml:space="preserve">                                                                  │                                └─┬─┘</w:t>
+              <w:t xml:space="preserve">        │                                                                               ┌┴──────────────┐│</w:t>
               <w:br/>
-              <w:t xml:space="preserve">                                                        Secondary ┴──────────────────────────────────┴─── GND_SEC</w:t>
+              <w:t xml:space="preserve">        │                                                                               │ Q1: N-MOSFET  ││</w:t>
+              <w:br/>
+              <w:t xml:space="preserve">        │                                                                               │ IPB80R290P7   ││</w:t>
+              <w:br/>
+              <w:t xml:space="preserve">        │                                                                        +-----&gt;│ (800V, 290mΩ) ││</w:t>
+              <w:br/>
+              <w:t xml:space="preserve">        │                                                                        | Gate └┬──────────────┘│</w:t>
+              <w:br/>
+              <w:t xml:space="preserve">        │                                                                        |       │ Source (S)    │</w:t>
+              <w:br/>
+              <w:t xml:space="preserve">        │      +---[ PWM / QR CONTROLLER (e.g. UCC28740) ]---+                   |       │               │</w:t>
+              <w:br/>
+              <w:t xml:space="preserve">        │      |                                             |                   |       +---[ CS Filter ]</w:t>
+              <w:br/>
+              <w:t xml:space="preserve">        │      | GATE (Pin 6) -------[ R_gate: 10Ω ]---------+                   |       │    R_cs: 1kΩ  │</w:t>
+              <w:br/>
+              <w:t xml:space="preserve">        │      |                                                                 |      ┌┴┐   C_cs: 220pF│</w:t>
+              <w:br/>
+              <w:t xml:space="preserve">        │      | CS   (Pin 3) &lt;--------------------------------------------------+      │ │ R_sense      │</w:t>
+              <w:br/>
+              <w:t xml:space="preserve">        │      |                                                                        └┬┘ 0.25Ω / 2W 1%│</w:t>
+              <w:br/>
+              <w:t xml:space="preserve">        │      | VCC  (Pin 5) &lt;----+                                                     │               │</w:t>
+              <w:br/>
+              <w:t xml:space="preserve">        │      |                   │                                                  GND_PRI            │</w:t>
+              <w:br/>
+              <w:t xml:space="preserve">        │      | FB   (Pin 1) &lt;--+ │                                                                     │</w:t>
+              <w:br/>
+              <w:t xml:space="preserve">        │      |                 │ │                                                                     │</w:t>
+              <w:br/>
+              <w:t xml:space="preserve">        │      | GND  (Pin 4)    │ │                                                                     │</w:t>
+              <w:br/>
+              <w:t xml:space="preserve">        │      +--------+--------+-+---------------------------------------------------------------------+</w:t>
+              <w:br/>
+              <w:t xml:space="preserve">        │               │        │ │</w:t>
+              <w:br/>
+              <w:t xml:space="preserve">        │            GND_PRI     │ └──[ D_aux: 1N4148 ]&lt;--+ AUXILIARY WINDING (Naux: 7T)</w:t>
+              <w:br/>
+              <w:t xml:space="preserve">        │                        │                        │* (Provides controller bias VCC = +14V)</w:t>
+              <w:br/>
+              <w:t xml:space="preserve">        │                        │                       ┌┴┐ C_aux: 10µF/25V</w:t>
+              <w:br/>
+              <w:t xml:space="preserve">        │                        │                       └┬┘</w:t>
+              <w:br/>
+              <w:t xml:space="preserve">        │                        │                        │</w:t>
+              <w:br/>
+              <w:t xml:space="preserve">        │                        │                     GND_PRI</w:t>
+              <w:br/>
+              <w:t xml:space="preserve">        │                        │</w:t>
+              <w:br/>
+              <w:t xml:space="preserve">        │                        +---[ Collector (Pin 4) ] OPTOCOUPLER: PC817A</w:t>
+              <w:br/>
+              <w:t xml:space="preserve">        │                             [ Emitter   (Pin 3) ] ---&gt; GND_PRI</w:t>
+              <w:br/>
+              <w:t xml:space="preserve">        │</w:t>
+              <w:br/>
+              <w:t xml:space="preserve">    GND_PRI ─────────────────────────────────────────────────────────────────────────────────────────────</w:t>
+              <w:br/>
+              <w:t xml:space="preserve">        │</w:t>
+              <w:br/>
+              <w:t xml:space="preserve">       ┌┴┐ CY1: Safety Y-Capacitor (2.2nF / 400VAC Class Y1: Reinforced Isolation Across Barrier)</w:t>
+              <w:br/>
+              <w:t xml:space="preserve">       └┬┘</w:t>
+              <w:br/>
+              <w:t xml:space="preserve">        │</w:t>
+              <w:br/>
+              <w:t xml:space="preserve">   ============================================= ISOLATION BARRIER (&gt;= 6.4mm Creepage) ===================</w:t>
+              <w:br/>
+              <w:t xml:space="preserve">        │</w:t>
+              <w:br/>
+              <w:t xml:space="preserve">    GND_SEC ─────────────────────────────────────────────────────────────────────────────────────────────</w:t>
+              <w:br/>
+              <w:t xml:space="preserve">        │                                                                                │</w:t>
+              <w:br/>
+              <w:t xml:space="preserve">        │                                            +===================================+</w:t>
+              <w:br/>
+              <w:t xml:space="preserve">        │                                            |</w:t>
+              <w:br/>
+              <w:t xml:space="preserve">        │                                            | TRANSFORMER SECONDARY (Ns: 6T)</w:t>
+              <w:br/>
+              <w:t xml:space="preserve">        │                                            | (Dot inverted relative to Np)</w:t>
+              <w:br/>
+              <w:t xml:space="preserve">        │                                            |*</w:t>
+              <w:br/>
+              <w:t xml:space="preserve">        │                                            +----[ D_sec: V30100P Schottky ]----+</w:t>
+              <w:br/>
+              <w:t xml:space="preserve">        │                                            |    (100V / 30A Trench)            │</w:t>
+              <w:br/>
+              <w:t xml:space="preserve">        │                                            |    [ Anode to Ns, Cathode to Out] │</w:t>
+              <w:br/>
+              <w:t xml:space="preserve">        │                                            |                                   │</w:t>
+              <w:br/>
+              <w:t xml:space="preserve">        │                                            +---[ R_snub_sec: 4.7Ω / 1W ]       │</w:t>
+              <w:br/>
+              <w:t xml:space="preserve">        │                                            |         │                         │</w:t>
+              <w:br/>
+              <w:t xml:space="preserve">        │                                            |   [ C_snub_sec: 1nF / 100V ]      │</w:t>
+              <w:br/>
+              <w:t xml:space="preserve">        │                                            |         │                         │</w:t>
+              <w:br/>
+              <w:t xml:space="preserve">        │                                            |      GND_SEC                      │</w:t>
+              <w:br/>
+              <w:t xml:space="preserve">        │                                            |                                   │</w:t>
+              <w:br/>
+              <w:t xml:space="preserve">        │                                            |                                   +=== +VOUT (+12V/3A)</w:t>
+              <w:br/>
+              <w:t xml:space="preserve">        │                                            |                                   │</w:t>
+              <w:br/>
+              <w:t xml:space="preserve">        │                                            |                                  ┌┴──────────────────┐</w:t>
+              <w:br/>
+              <w:t xml:space="preserve">        │                                            |                                  │ COUT_BULK         │</w:t>
+              <w:br/>
+              <w:t xml:space="preserve">        │                                            |                                 ┌┴┐ 2x 470µF/25V    ┌┴┐ COUT_CER</w:t>
+              <w:br/>
+              <w:t xml:space="preserve">        │                                            |                                 │ │ Poly (ESR=10mΩ) │ │ 2x 22µF/25V</w:t>
+              <w:br/>
+              <w:t xml:space="preserve">        │                                            |                                 └┬┘                 └┬┘ X7R 1210</w:t>
+              <w:br/>
+              <w:t xml:space="preserve">        │                                            |                                  │                   │</w:t>
+              <w:br/>
+              <w:t xml:space="preserve">        │                                            |            +VOUT                 │      +VOUT        │</w:t>
+              <w:br/>
+              <w:t xml:space="preserve">        │                                            |              │                   │        │          │</w:t>
+              <w:br/>
+              <w:t xml:space="preserve">        │                                            |           [ 1kΩ ]                │     [ R_fb1: 38.3kΩ ]</w:t>
+              <w:br/>
+              <w:t xml:space="preserve">        │                                            |              │                   │        │</w:t>
+              <w:br/>
+              <w:t xml:space="preserve">        │                                            |    [ Anode: Pin 1 ]              │        +---&gt; REF (Pin 1)</w:t>
+              <w:br/>
+              <w:t xml:space="preserve">        │                                            |    PC817 OPTOCOUPLER             │        │     (V_ref=2.50V)</w:t>
+              <w:br/>
+              <w:t xml:space="preserve">        │                                            |    [ Cathode: Pin 2 ]            │     [ R_fb2: 10.0kΩ ]</w:t>
+              <w:br/>
+              <w:t xml:space="preserve">        │                                            |              │                   │        │</w:t>
+              <w:br/>
+              <w:t xml:space="preserve">        │                                            |              +----[ CATHODE ]----+       GND_SEC</w:t>
+              <w:br/>
+              <w:t xml:space="preserve">        │                                            |              |    TL431 PRECISION|</w:t>
+              <w:br/>
+              <w:t xml:space="preserve">        │                                            |              |    SHUNT REGULATOR|</w:t>
+              <w:br/>
+              <w:t xml:space="preserve">        │                                            |              +----[ ANODE: GND ]─+</w:t>
+              <w:br/>
+              <w:t xml:space="preserve">        │                                            │                                  │</w:t>
+              <w:br/>
+              <w:t xml:space="preserve">    GND_SEC ─────────────────────────────────────────┴──────────────────────────────────┴─── GND_SEC (Return)</w:t>
+            </w:r>
+          </w:p>
+        </w:tc>
+      </w:tr>
+    </w:tbl>
+    <w:p/>
+    <w:p>
+      <w:pPr>
+        <w:spacing w:before="160" w:after="80"/>
+      </w:pPr>
+      <w:r>
+        <w:rPr>
+          <w:b/>
+          <w:color w:val="4682B4"/>
+          <w:sz w:val="24"/>
+        </w:rPr>
+        <w:t>1.1 Detailed Component Connection Netlist &amp; Terminal Details:</w:t>
+      </w:r>
+    </w:p>
+    <w:tbl>
+      <w:tblPr>
+        <w:tblW w:type="auto" w:w="0"/>
+        <w:jc w:val="center"/>
+        <w:tblLook w:firstColumn="1" w:firstRow="1" w:lastColumn="0" w:lastRow="0" w:noHBand="0" w:noVBand="1" w:val="04A0"/>
+        <w:tblBorders>
+          <w:top w:val="single" w:sz="4" w:space="0" w:color="D0D7DE"/>
+          <w:left w:val="none"/>
+          <w:bottom w:val="single" w:sz="8" w:space="0" w:color="D0D7DE"/>
+          <w:right w:val="none"/>
+          <w:insideH w:val="single" w:sz="4" w:space="0" w:color="D0D7DE"/>
+          <w:insideV w:val="none"/>
+        </w:tblBorders>
+      </w:tblPr>
+      <w:tblGrid>
+        <w:gridCol w:w="1958"/>
+        <w:gridCol w:w="1958"/>
+        <w:gridCol w:w="1958"/>
+        <w:gridCol w:w="1958"/>
+        <w:gridCol w:w="1958"/>
+      </w:tblGrid>
+      <w:tr>
+        <w:tc>
+          <w:tcPr>
+            <w:tcW w:type="dxa" w:w="1958"/>
+            <w:shd w:fill="204A6E"/>
+            <w:tcMar>
+              <w:top w:w="100" w:type="dxa"/>
+              <w:bottom w:w="100" w:type="dxa"/>
+              <w:left w:w="120" w:type="dxa"/>
+              <w:right w:w="120" w:type="dxa"/>
+            </w:tcMar>
+            <w:vAlign w:val="center"/>
+          </w:tcPr>
+          <w:p>
+            <w:pPr>
+              <w:spacing w:after="0"/>
+            </w:pPr>
+            <w:r>
+              <w:rPr>
+                <w:b/>
+                <w:color w:val="FFFFFF"/>
+                <w:sz w:val="19"/>
+              </w:rPr>
+              <w:t>Net Name</w:t>
+            </w:r>
+          </w:p>
+        </w:tc>
+        <w:tc>
+          <w:tcPr>
+            <w:tcW w:type="dxa" w:w="1958"/>
+            <w:shd w:fill="204A6E"/>
+            <w:tcMar>
+              <w:top w:w="100" w:type="dxa"/>
+              <w:bottom w:w="100" w:type="dxa"/>
+              <w:left w:w="120" w:type="dxa"/>
+              <w:right w:w="120" w:type="dxa"/>
+            </w:tcMar>
+            <w:vAlign w:val="center"/>
+          </w:tcPr>
+          <w:p>
+            <w:pPr>
+              <w:spacing w:after="0"/>
+            </w:pPr>
+            <w:r>
+              <w:rPr>
+                <w:b/>
+                <w:color w:val="FFFFFF"/>
+                <w:sz w:val="19"/>
+              </w:rPr>
+              <w:t>Source (Pin / Terminal)</w:t>
+            </w:r>
+          </w:p>
+        </w:tc>
+        <w:tc>
+          <w:tcPr>
+            <w:tcW w:type="dxa" w:w="1958"/>
+            <w:shd w:fill="204A6E"/>
+            <w:tcMar>
+              <w:top w:w="100" w:type="dxa"/>
+              <w:bottom w:w="100" w:type="dxa"/>
+              <w:left w:w="120" w:type="dxa"/>
+              <w:right w:w="120" w:type="dxa"/>
+            </w:tcMar>
+            <w:vAlign w:val="center"/>
+          </w:tcPr>
+          <w:p>
+            <w:pPr>
+              <w:spacing w:after="0"/>
+            </w:pPr>
+            <w:r>
+              <w:rPr>
+                <w:b/>
+                <w:color w:val="FFFFFF"/>
+                <w:sz w:val="19"/>
+              </w:rPr>
+              <w:t>Destination (Pin / Terminal)</w:t>
+            </w:r>
+          </w:p>
+        </w:tc>
+        <w:tc>
+          <w:tcPr>
+            <w:tcW w:type="dxa" w:w="1958"/>
+            <w:shd w:fill="204A6E"/>
+            <w:tcMar>
+              <w:top w:w="100" w:type="dxa"/>
+              <w:bottom w:w="100" w:type="dxa"/>
+              <w:left w:w="120" w:type="dxa"/>
+              <w:right w:w="120" w:type="dxa"/>
+            </w:tcMar>
+            <w:vAlign w:val="center"/>
+          </w:tcPr>
+          <w:p>
+            <w:pPr>
+              <w:spacing w:after="0"/>
+            </w:pPr>
+            <w:r>
+              <w:rPr>
+                <w:b/>
+                <w:color w:val="FFFFFF"/>
+                <w:sz w:val="19"/>
+              </w:rPr>
+              <w:t>Electrical Function</w:t>
+            </w:r>
+          </w:p>
+        </w:tc>
+        <w:tc>
+          <w:tcPr>
+            <w:tcW w:type="dxa" w:w="1958"/>
+            <w:shd w:fill="204A6E"/>
+            <w:tcMar>
+              <w:top w:w="100" w:type="dxa"/>
+              <w:bottom w:w="100" w:type="dxa"/>
+              <w:left w:w="120" w:type="dxa"/>
+              <w:right w:w="120" w:type="dxa"/>
+            </w:tcMar>
+            <w:vAlign w:val="center"/>
+          </w:tcPr>
+          <w:p>
+            <w:pPr>
+              <w:spacing w:after="0"/>
+            </w:pPr>
+            <w:r>
+              <w:rPr>
+                <w:b/>
+                <w:color w:val="FFFFFF"/>
+                <w:sz w:val="19"/>
+              </w:rPr>
+              <w:t>Hardware Engineering Notes</w:t>
+            </w:r>
+          </w:p>
+        </w:tc>
+      </w:tr>
+      <w:tr>
+        <w:tc>
+          <w:tcPr>
+            <w:tcW w:type="dxa" w:w="1958"/>
+            <w:tcMar>
+              <w:top w:w="80" w:type="dxa"/>
+              <w:bottom w:w="80" w:type="dxa"/>
+              <w:left w:w="120" w:type="dxa"/>
+              <w:right w:w="120" w:type="dxa"/>
+            </w:tcMar>
+            <w:vAlign w:val="center"/>
+          </w:tcPr>
+          <w:p>
+            <w:pPr>
+              <w:spacing w:after="0"/>
+            </w:pPr>
+            <w:r>
+              <w:rPr>
+                <w:b/>
+                <w:color w:val="282C34"/>
+                <w:sz w:val="18"/>
+              </w:rPr>
+              <w:t>+VBULK</w:t>
+            </w:r>
+          </w:p>
+        </w:tc>
+        <w:tc>
+          <w:tcPr>
+            <w:tcW w:type="dxa" w:w="1958"/>
+            <w:tcMar>
+              <w:top w:w="80" w:type="dxa"/>
+              <w:bottom w:w="80" w:type="dxa"/>
+              <w:left w:w="120" w:type="dxa"/>
+              <w:right w:w="120" w:type="dxa"/>
+            </w:tcMar>
+            <w:vAlign w:val="center"/>
+          </w:tcPr>
+          <w:p>
+            <w:pPr>
+              <w:spacing w:after="0"/>
+            </w:pPr>
+            <w:r>
+              <w:rPr>
+                <w:color w:val="282C34"/>
+                <w:sz w:val="18"/>
+              </w:rPr>
+              <w:t>Input Bridge Rectifier (+)</w:t>
+            </w:r>
+          </w:p>
+        </w:tc>
+        <w:tc>
+          <w:tcPr>
+            <w:tcW w:type="dxa" w:w="1958"/>
+            <w:tcMar>
+              <w:top w:w="80" w:type="dxa"/>
+              <w:bottom w:w="80" w:type="dxa"/>
+              <w:left w:w="120" w:type="dxa"/>
+              <w:right w:w="120" w:type="dxa"/>
+            </w:tcMar>
+            <w:vAlign w:val="center"/>
+          </w:tcPr>
+          <w:p>
+            <w:pPr>
+              <w:spacing w:after="0"/>
+            </w:pPr>
+            <w:r>
+              <w:rPr>
+                <w:i/>
+                <w:color w:val="145AA0"/>
+                <w:sz w:val="18"/>
+              </w:rPr>
+              <w:t>C_{bulk</w:t>
+            </w:r>
+            <w:r>
+              <w:rPr>
+                <w:color w:val="282C34"/>
+                <w:sz w:val="18"/>
+              </w:rPr>
+              <w:t xml:space="preserve"> (+), Transformer Primary Pin 1, RCD Snubber</w:t>
+            </w:r>
+          </w:p>
+        </w:tc>
+        <w:tc>
+          <w:tcPr>
+            <w:tcW w:type="dxa" w:w="1958"/>
+            <w:tcMar>
+              <w:top w:w="80" w:type="dxa"/>
+              <w:bottom w:w="80" w:type="dxa"/>
+              <w:left w:w="120" w:type="dxa"/>
+              <w:right w:w="120" w:type="dxa"/>
+            </w:tcMar>
+            <w:vAlign w:val="center"/>
+          </w:tcPr>
+          <w:p>
+            <w:pPr>
+              <w:spacing w:after="0"/>
+            </w:pPr>
+            <w:r>
+              <w:rPr>
+                <w:color w:val="282C34"/>
+                <w:sz w:val="18"/>
+              </w:rPr>
+              <w:t>High-voltage rectified DC input rail</w:t>
+            </w:r>
+          </w:p>
+        </w:tc>
+        <w:tc>
+          <w:tcPr>
+            <w:tcW w:type="dxa" w:w="1958"/>
+            <w:tcMar>
+              <w:top w:w="80" w:type="dxa"/>
+              <w:bottom w:w="80" w:type="dxa"/>
+              <w:left w:w="120" w:type="dxa"/>
+              <w:right w:w="120" w:type="dxa"/>
+            </w:tcMar>
+            <w:vAlign w:val="center"/>
+          </w:tcPr>
+          <w:p>
+            <w:pPr>
+              <w:spacing w:after="0"/>
+            </w:pPr>
+            <w:r>
+              <w:rPr>
+                <w:color w:val="282C34"/>
+                <w:sz w:val="18"/>
+              </w:rPr>
+              <w:t>Trace clearance must satisfy IEC 62368-1 high-voltage spacing (</w:t>
+            </w:r>
+            <w:r>
+              <w:rPr>
+                <w:i/>
+                <w:color w:val="145AA0"/>
+                <w:sz w:val="18"/>
+              </w:rPr>
+              <w:t>≥ 2.5\,mm</w:t>
+            </w:r>
+            <w:r>
+              <w:rPr>
+                <w:color w:val="282C34"/>
+                <w:sz w:val="18"/>
+              </w:rPr>
+              <w:t>).</w:t>
+            </w:r>
+          </w:p>
+        </w:tc>
+      </w:tr>
+      <w:tr>
+        <w:tc>
+          <w:tcPr>
+            <w:tcW w:type="dxa" w:w="1958"/>
+            <w:shd w:fill="F4F7F9"/>
+            <w:tcMar>
+              <w:top w:w="80" w:type="dxa"/>
+              <w:bottom w:w="80" w:type="dxa"/>
+              <w:left w:w="120" w:type="dxa"/>
+              <w:right w:w="120" w:type="dxa"/>
+            </w:tcMar>
+            <w:vAlign w:val="center"/>
+          </w:tcPr>
+          <w:p>
+            <w:pPr>
+              <w:spacing w:after="0"/>
+            </w:pPr>
+            <w:r>
+              <w:rPr>
+                <w:b/>
+                <w:color w:val="282C34"/>
+                <w:sz w:val="18"/>
+              </w:rPr>
+              <w:t>DRAIN_PRI</w:t>
+            </w:r>
+          </w:p>
+        </w:tc>
+        <w:tc>
+          <w:tcPr>
+            <w:tcW w:type="dxa" w:w="1958"/>
+            <w:shd w:fill="F4F7F9"/>
+            <w:tcMar>
+              <w:top w:w="80" w:type="dxa"/>
+              <w:bottom w:w="80" w:type="dxa"/>
+              <w:left w:w="120" w:type="dxa"/>
+              <w:right w:w="120" w:type="dxa"/>
+            </w:tcMar>
+            <w:vAlign w:val="center"/>
+          </w:tcPr>
+          <w:p>
+            <w:pPr>
+              <w:spacing w:after="0"/>
+            </w:pPr>
+            <w:r>
+              <w:rPr>
+                <w:color w:val="282C34"/>
+                <w:sz w:val="18"/>
+              </w:rPr>
+              <w:t>Transformer Primary Pin 2</w:t>
+            </w:r>
+          </w:p>
+        </w:tc>
+        <w:tc>
+          <w:tcPr>
+            <w:tcW w:type="dxa" w:w="1958"/>
+            <w:shd w:fill="F4F7F9"/>
+            <w:tcMar>
+              <w:top w:w="80" w:type="dxa"/>
+              <w:bottom w:w="80" w:type="dxa"/>
+              <w:left w:w="120" w:type="dxa"/>
+              <w:right w:w="120" w:type="dxa"/>
+            </w:tcMar>
+            <w:vAlign w:val="center"/>
+          </w:tcPr>
+          <w:p>
+            <w:pPr>
+              <w:spacing w:after="0"/>
+            </w:pPr>
+            <w:r>
+              <w:rPr>
+                <w:i/>
+                <w:color w:val="145AA0"/>
+                <w:sz w:val="18"/>
+              </w:rPr>
+              <w:t>Q_1</w:t>
+            </w:r>
+            <w:r>
+              <w:rPr>
+                <w:color w:val="282C34"/>
+                <w:sz w:val="18"/>
+              </w:rPr>
+              <w:t xml:space="preserve"> Drain, Diode </w:t>
+            </w:r>
+            <w:r>
+              <w:rPr>
+                <w:i/>
+                <w:color w:val="145AA0"/>
+                <w:sz w:val="18"/>
+              </w:rPr>
+              <w:t>D_{snub</w:t>
+            </w:r>
+            <w:r>
+              <w:rPr>
+                <w:color w:val="282C34"/>
+                <w:sz w:val="18"/>
+              </w:rPr>
+              <w:t xml:space="preserve"> Cathode</w:t>
+            </w:r>
+          </w:p>
+        </w:tc>
+        <w:tc>
+          <w:tcPr>
+            <w:tcW w:type="dxa" w:w="1958"/>
+            <w:shd w:fill="F4F7F9"/>
+            <w:tcMar>
+              <w:top w:w="80" w:type="dxa"/>
+              <w:bottom w:w="80" w:type="dxa"/>
+              <w:left w:w="120" w:type="dxa"/>
+              <w:right w:w="120" w:type="dxa"/>
+            </w:tcMar>
+            <w:vAlign w:val="center"/>
+          </w:tcPr>
+          <w:p>
+            <w:pPr>
+              <w:spacing w:after="0"/>
+            </w:pPr>
+            <w:r>
+              <w:rPr>
+                <w:color w:val="282C34"/>
+                <w:sz w:val="18"/>
+              </w:rPr>
+              <w:t>Primary switching node (</w:t>
+            </w:r>
+            <w:r>
+              <w:rPr>
+                <w:i/>
+                <w:color w:val="145AA0"/>
+                <w:sz w:val="18"/>
+              </w:rPr>
+              <w:t>0\,V \dots 650\,V</w:t>
+            </w:r>
+            <w:r>
+              <w:rPr>
+                <w:color w:val="282C34"/>
+                <w:sz w:val="18"/>
+              </w:rPr>
+              <w:t>)</w:t>
+            </w:r>
+          </w:p>
+        </w:tc>
+        <w:tc>
+          <w:tcPr>
+            <w:tcW w:type="dxa" w:w="1958"/>
+            <w:shd w:fill="F4F7F9"/>
+            <w:tcMar>
+              <w:top w:w="80" w:type="dxa"/>
+              <w:bottom w:w="80" w:type="dxa"/>
+              <w:left w:w="120" w:type="dxa"/>
+              <w:right w:w="120" w:type="dxa"/>
+            </w:tcMar>
+            <w:vAlign w:val="center"/>
+          </w:tcPr>
+          <w:p>
+            <w:pPr>
+              <w:spacing w:after="0"/>
+            </w:pPr>
+            <w:r>
+              <w:rPr>
+                <w:color w:val="282C34"/>
+                <w:sz w:val="18"/>
+              </w:rPr>
+              <w:t xml:space="preserve">Keep copper loop from Primary Pin 2 through </w:t>
+            </w:r>
+            <w:r>
+              <w:rPr>
+                <w:i/>
+                <w:color w:val="145AA0"/>
+                <w:sz w:val="18"/>
+              </w:rPr>
+              <w:t>D_{snub</w:t>
+            </w:r>
+            <w:r>
+              <w:rPr>
+                <w:color w:val="282C34"/>
+                <w:sz w:val="18"/>
+              </w:rPr>
+              <w:t xml:space="preserve"> and </w:t>
+            </w:r>
+            <w:r>
+              <w:rPr>
+                <w:i/>
+                <w:color w:val="145AA0"/>
+                <w:sz w:val="18"/>
+              </w:rPr>
+              <w:t>C_{snub</w:t>
+            </w:r>
+            <w:r>
+              <w:rPr>
+                <w:color w:val="282C34"/>
+                <w:sz w:val="18"/>
+              </w:rPr>
+              <w:t xml:space="preserve"> extremely short to suppress leakage ringing.</w:t>
+            </w:r>
+          </w:p>
+        </w:tc>
+      </w:tr>
+      <w:tr>
+        <w:tc>
+          <w:tcPr>
+            <w:tcW w:type="dxa" w:w="1958"/>
+            <w:tcMar>
+              <w:top w:w="80" w:type="dxa"/>
+              <w:bottom w:w="80" w:type="dxa"/>
+              <w:left w:w="120" w:type="dxa"/>
+              <w:right w:w="120" w:type="dxa"/>
+            </w:tcMar>
+            <w:vAlign w:val="center"/>
+          </w:tcPr>
+          <w:p>
+            <w:pPr>
+              <w:spacing w:after="0"/>
+            </w:pPr>
+            <w:r>
+              <w:rPr>
+                <w:b/>
+                <w:color w:val="282C34"/>
+                <w:sz w:val="18"/>
+              </w:rPr>
+              <w:t>CS_PRI</w:t>
+            </w:r>
+          </w:p>
+        </w:tc>
+        <w:tc>
+          <w:tcPr>
+            <w:tcW w:type="dxa" w:w="1958"/>
+            <w:tcMar>
+              <w:top w:w="80" w:type="dxa"/>
+              <w:bottom w:w="80" w:type="dxa"/>
+              <w:left w:w="120" w:type="dxa"/>
+              <w:right w:w="120" w:type="dxa"/>
+            </w:tcMar>
+            <w:vAlign w:val="center"/>
+          </w:tcPr>
+          <w:p>
+            <w:pPr>
+              <w:spacing w:after="0"/>
+            </w:pPr>
+            <w:r>
+              <w:rPr>
+                <w:i/>
+                <w:color w:val="145AA0"/>
+                <w:sz w:val="18"/>
+              </w:rPr>
+              <w:t>Q_1</w:t>
+            </w:r>
+            <w:r>
+              <w:rPr>
+                <w:color w:val="282C34"/>
+                <w:sz w:val="18"/>
+              </w:rPr>
+              <w:t xml:space="preserve"> Source</w:t>
+            </w:r>
+          </w:p>
+        </w:tc>
+        <w:tc>
+          <w:tcPr>
+            <w:tcW w:type="dxa" w:w="1958"/>
+            <w:tcMar>
+              <w:top w:w="80" w:type="dxa"/>
+              <w:bottom w:w="80" w:type="dxa"/>
+              <w:left w:w="120" w:type="dxa"/>
+              <w:right w:w="120" w:type="dxa"/>
+            </w:tcMar>
+            <w:vAlign w:val="center"/>
+          </w:tcPr>
+          <w:p>
+            <w:pPr>
+              <w:spacing w:after="0"/>
+            </w:pPr>
+            <w:r>
+              <w:rPr>
+                <w:color w:val="282C34"/>
+                <w:sz w:val="18"/>
+              </w:rPr>
+              <w:t xml:space="preserve">Sense Resistor </w:t>
+            </w:r>
+            <w:r>
+              <w:rPr>
+                <w:i/>
+                <w:color w:val="145AA0"/>
+                <w:sz w:val="18"/>
+              </w:rPr>
+              <w:t>R_{sense</w:t>
+            </w:r>
+            <w:r>
+              <w:rPr>
+                <w:color w:val="282C34"/>
+                <w:sz w:val="18"/>
+              </w:rPr>
+              <w:t xml:space="preserve"> Top Pad, </w:t>
+            </w:r>
+            <w:r>
+              <w:rPr>
+                <w:i/>
+                <w:color w:val="145AA0"/>
+                <w:sz w:val="18"/>
+              </w:rPr>
+              <w:t>R_{cs</w:t>
+            </w:r>
+            <w:r>
+              <w:rPr>
+                <w:color w:val="282C34"/>
+                <w:sz w:val="18"/>
+              </w:rPr>
+              <w:t xml:space="preserve"> Filter</w:t>
+            </w:r>
+          </w:p>
+        </w:tc>
+        <w:tc>
+          <w:tcPr>
+            <w:tcW w:type="dxa" w:w="1958"/>
+            <w:tcMar>
+              <w:top w:w="80" w:type="dxa"/>
+              <w:bottom w:w="80" w:type="dxa"/>
+              <w:left w:w="120" w:type="dxa"/>
+              <w:right w:w="120" w:type="dxa"/>
+            </w:tcMar>
+            <w:vAlign w:val="center"/>
+          </w:tcPr>
+          <w:p>
+            <w:pPr>
+              <w:spacing w:after="0"/>
+            </w:pPr>
+            <w:r>
+              <w:rPr>
+                <w:color w:val="282C34"/>
+                <w:sz w:val="18"/>
+              </w:rPr>
+              <w:t>Primary peak current sensing</w:t>
+            </w:r>
+          </w:p>
+        </w:tc>
+        <w:tc>
+          <w:tcPr>
+            <w:tcW w:type="dxa" w:w="1958"/>
+            <w:tcMar>
+              <w:top w:w="80" w:type="dxa"/>
+              <w:bottom w:w="80" w:type="dxa"/>
+              <w:left w:w="120" w:type="dxa"/>
+              <w:right w:w="120" w:type="dxa"/>
+            </w:tcMar>
+            <w:vAlign w:val="center"/>
+          </w:tcPr>
+          <w:p>
+            <w:pPr>
+              <w:spacing w:after="0"/>
+            </w:pPr>
+            <w:r>
+              <w:rPr>
+                <w:color w:val="282C34"/>
+                <w:sz w:val="18"/>
+              </w:rPr>
+              <w:t>Low-inductance resistor layout; Kelvin sense trace to controller CS comparator pin.</w:t>
+            </w:r>
+          </w:p>
+        </w:tc>
+      </w:tr>
+      <w:tr>
+        <w:tc>
+          <w:tcPr>
+            <w:tcW w:type="dxa" w:w="1958"/>
+            <w:shd w:fill="F4F7F9"/>
+            <w:tcMar>
+              <w:top w:w="80" w:type="dxa"/>
+              <w:bottom w:w="80" w:type="dxa"/>
+              <w:left w:w="120" w:type="dxa"/>
+              <w:right w:w="120" w:type="dxa"/>
+            </w:tcMar>
+            <w:vAlign w:val="center"/>
+          </w:tcPr>
+          <w:p>
+            <w:pPr>
+              <w:spacing w:after="0"/>
+            </w:pPr>
+            <w:r>
+              <w:rPr>
+                <w:b/>
+                <w:color w:val="282C34"/>
+                <w:sz w:val="18"/>
+              </w:rPr>
+              <w:t>VCC_AUX</w:t>
+            </w:r>
+          </w:p>
+        </w:tc>
+        <w:tc>
+          <w:tcPr>
+            <w:tcW w:type="dxa" w:w="1958"/>
+            <w:shd w:fill="F4F7F9"/>
+            <w:tcMar>
+              <w:top w:w="80" w:type="dxa"/>
+              <w:bottom w:w="80" w:type="dxa"/>
+              <w:left w:w="120" w:type="dxa"/>
+              <w:right w:w="120" w:type="dxa"/>
+            </w:tcMar>
+            <w:vAlign w:val="center"/>
+          </w:tcPr>
+          <w:p>
+            <w:pPr>
+              <w:spacing w:after="0"/>
+            </w:pPr>
+            <w:r>
+              <w:rPr>
+                <w:color w:val="282C34"/>
+                <w:sz w:val="18"/>
+              </w:rPr>
+              <w:t xml:space="preserve">Aux Winding </w:t>
+            </w:r>
+            <w:r>
+              <w:rPr>
+                <w:i/>
+                <w:color w:val="145AA0"/>
+                <w:sz w:val="18"/>
+              </w:rPr>
+              <w:t>N_{aux</w:t>
+            </w:r>
+            <w:r>
+              <w:rPr>
+                <w:color w:val="282C34"/>
+                <w:sz w:val="18"/>
+              </w:rPr>
+              <w:t xml:space="preserve"> Pin 2</w:t>
+            </w:r>
+          </w:p>
+        </w:tc>
+        <w:tc>
+          <w:tcPr>
+            <w:tcW w:type="dxa" w:w="1958"/>
+            <w:shd w:fill="F4F7F9"/>
+            <w:tcMar>
+              <w:top w:w="80" w:type="dxa"/>
+              <w:bottom w:w="80" w:type="dxa"/>
+              <w:left w:w="120" w:type="dxa"/>
+              <w:right w:w="120" w:type="dxa"/>
+            </w:tcMar>
+            <w:vAlign w:val="center"/>
+          </w:tcPr>
+          <w:p>
+            <w:pPr>
+              <w:spacing w:after="0"/>
+            </w:pPr>
+            <w:r>
+              <w:rPr>
+                <w:color w:val="282C34"/>
+                <w:sz w:val="18"/>
+              </w:rPr>
+              <w:t xml:space="preserve">Diode </w:t>
+            </w:r>
+            <w:r>
+              <w:rPr>
+                <w:i/>
+                <w:color w:val="145AA0"/>
+                <w:sz w:val="18"/>
+              </w:rPr>
+              <w:t>D_{aux</w:t>
+            </w:r>
+            <w:r>
+              <w:rPr>
+                <w:color w:val="282C34"/>
+                <w:sz w:val="18"/>
+              </w:rPr>
+              <w:t xml:space="preserve"> Anode -&gt; </w:t>
+            </w:r>
+            <w:r>
+              <w:rPr>
+                <w:i/>
+                <w:color w:val="145AA0"/>
+                <w:sz w:val="18"/>
+              </w:rPr>
+              <w:t>C_{aux</w:t>
+            </w:r>
+            <w:r>
+              <w:rPr>
+                <w:color w:val="282C34"/>
+                <w:sz w:val="18"/>
+              </w:rPr>
+              <w:t xml:space="preserve"> (+), Controller VCC</w:t>
+            </w:r>
+          </w:p>
+        </w:tc>
+        <w:tc>
+          <w:tcPr>
+            <w:tcW w:type="dxa" w:w="1958"/>
+            <w:shd w:fill="F4F7F9"/>
+            <w:tcMar>
+              <w:top w:w="80" w:type="dxa"/>
+              <w:bottom w:w="80" w:type="dxa"/>
+              <w:left w:w="120" w:type="dxa"/>
+              <w:right w:w="120" w:type="dxa"/>
+            </w:tcMar>
+            <w:vAlign w:val="center"/>
+          </w:tcPr>
+          <w:p>
+            <w:pPr>
+              <w:spacing w:after="0"/>
+            </w:pPr>
+            <w:r>
+              <w:rPr>
+                <w:color w:val="282C34"/>
+                <w:sz w:val="18"/>
+              </w:rPr>
+              <w:t>Controller primary bootstrap bias rail</w:t>
+            </w:r>
+          </w:p>
+        </w:tc>
+        <w:tc>
+          <w:tcPr>
+            <w:tcW w:type="dxa" w:w="1958"/>
+            <w:shd w:fill="F4F7F9"/>
+            <w:tcMar>
+              <w:top w:w="80" w:type="dxa"/>
+              <w:bottom w:w="80" w:type="dxa"/>
+              <w:left w:w="120" w:type="dxa"/>
+              <w:right w:w="120" w:type="dxa"/>
+            </w:tcMar>
+            <w:vAlign w:val="center"/>
+          </w:tcPr>
+          <w:p>
+            <w:pPr>
+              <w:spacing w:after="0"/>
+            </w:pPr>
+            <w:r>
+              <w:rPr>
+                <w:color w:val="282C34"/>
+                <w:sz w:val="18"/>
+              </w:rPr>
+              <w:t xml:space="preserve">Delivers steady </w:t>
+            </w:r>
+            <w:r>
+              <w:rPr>
+                <w:i/>
+                <w:color w:val="145AA0"/>
+                <w:sz w:val="18"/>
+              </w:rPr>
+              <w:t>+14\,V</w:t>
+            </w:r>
+            <w:r>
+              <w:rPr>
+                <w:color w:val="282C34"/>
+                <w:sz w:val="18"/>
+              </w:rPr>
+              <w:t xml:space="preserve"> DC to controller after initial startup resistor charges </w:t>
+            </w:r>
+            <w:r>
+              <w:rPr>
+                <w:i/>
+                <w:color w:val="145AA0"/>
+                <w:sz w:val="18"/>
+              </w:rPr>
+              <w:t>C_{aux</w:t>
+            </w:r>
+            <w:r>
+              <w:rPr>
+                <w:color w:val="282C34"/>
+                <w:sz w:val="18"/>
+              </w:rPr>
+              <w:t>.</w:t>
+            </w:r>
+          </w:p>
+        </w:tc>
+      </w:tr>
+      <w:tr>
+        <w:tc>
+          <w:tcPr>
+            <w:tcW w:type="dxa" w:w="1958"/>
+            <w:tcMar>
+              <w:top w:w="80" w:type="dxa"/>
+              <w:bottom w:w="80" w:type="dxa"/>
+              <w:left w:w="120" w:type="dxa"/>
+              <w:right w:w="120" w:type="dxa"/>
+            </w:tcMar>
+            <w:vAlign w:val="center"/>
+          </w:tcPr>
+          <w:p>
+            <w:pPr>
+              <w:spacing w:after="0"/>
+            </w:pPr>
+            <w:r>
+              <w:rPr>
+                <w:b/>
+                <w:color w:val="282C34"/>
+                <w:sz w:val="18"/>
+              </w:rPr>
+              <w:t>OPTO_COL</w:t>
+            </w:r>
+          </w:p>
+        </w:tc>
+        <w:tc>
+          <w:tcPr>
+            <w:tcW w:type="dxa" w:w="1958"/>
+            <w:tcMar>
+              <w:top w:w="80" w:type="dxa"/>
+              <w:bottom w:w="80" w:type="dxa"/>
+              <w:left w:w="120" w:type="dxa"/>
+              <w:right w:w="120" w:type="dxa"/>
+            </w:tcMar>
+            <w:vAlign w:val="center"/>
+          </w:tcPr>
+          <w:p>
+            <w:pPr>
+              <w:spacing w:after="0"/>
+            </w:pPr>
+            <w:r>
+              <w:rPr>
+                <w:color w:val="282C34"/>
+                <w:sz w:val="18"/>
+              </w:rPr>
+              <w:t>PC817 Optocoupler Pin 4</w:t>
+            </w:r>
+          </w:p>
+        </w:tc>
+        <w:tc>
+          <w:tcPr>
+            <w:tcW w:type="dxa" w:w="1958"/>
+            <w:tcMar>
+              <w:top w:w="80" w:type="dxa"/>
+              <w:bottom w:w="80" w:type="dxa"/>
+              <w:left w:w="120" w:type="dxa"/>
+              <w:right w:w="120" w:type="dxa"/>
+            </w:tcMar>
+            <w:vAlign w:val="center"/>
+          </w:tcPr>
+          <w:p>
+            <w:pPr>
+              <w:spacing w:after="0"/>
+            </w:pPr>
+            <w:r>
+              <w:rPr>
+                <w:color w:val="282C34"/>
+                <w:sz w:val="18"/>
+              </w:rPr>
+              <w:t>Controller FB Pin</w:t>
+            </w:r>
+          </w:p>
+        </w:tc>
+        <w:tc>
+          <w:tcPr>
+            <w:tcW w:type="dxa" w:w="1958"/>
+            <w:tcMar>
+              <w:top w:w="80" w:type="dxa"/>
+              <w:bottom w:w="80" w:type="dxa"/>
+              <w:left w:w="120" w:type="dxa"/>
+              <w:right w:w="120" w:type="dxa"/>
+            </w:tcMar>
+            <w:vAlign w:val="center"/>
+          </w:tcPr>
+          <w:p>
+            <w:pPr>
+              <w:spacing w:after="0"/>
+            </w:pPr>
+            <w:r>
+              <w:rPr>
+                <w:color w:val="282C34"/>
+                <w:sz w:val="18"/>
+              </w:rPr>
+              <w:t>Isolated closed-loop feedback signal</w:t>
+            </w:r>
+          </w:p>
+        </w:tc>
+        <w:tc>
+          <w:tcPr>
+            <w:tcW w:type="dxa" w:w="1958"/>
+            <w:tcMar>
+              <w:top w:w="80" w:type="dxa"/>
+              <w:bottom w:w="80" w:type="dxa"/>
+              <w:left w:w="120" w:type="dxa"/>
+              <w:right w:w="120" w:type="dxa"/>
+            </w:tcMar>
+            <w:vAlign w:val="center"/>
+          </w:tcPr>
+          <w:p>
+            <w:pPr>
+              <w:spacing w:after="0"/>
+            </w:pPr>
+            <w:r>
+              <w:rPr>
+                <w:color w:val="282C34"/>
+                <w:sz w:val="18"/>
+              </w:rPr>
+              <w:t>Modulates controller internal current setpoint; optocoupler emitter connects to GND_PRI.</w:t>
+            </w:r>
+          </w:p>
+        </w:tc>
+      </w:tr>
+      <w:tr>
+        <w:tc>
+          <w:tcPr>
+            <w:tcW w:type="dxa" w:w="1958"/>
+            <w:shd w:fill="F4F7F9"/>
+            <w:tcMar>
+              <w:top w:w="80" w:type="dxa"/>
+              <w:bottom w:w="80" w:type="dxa"/>
+              <w:left w:w="120" w:type="dxa"/>
+              <w:right w:w="120" w:type="dxa"/>
+            </w:tcMar>
+            <w:vAlign w:val="center"/>
+          </w:tcPr>
+          <w:p>
+            <w:pPr>
+              <w:spacing w:after="0"/>
+            </w:pPr>
+            <w:r>
+              <w:rPr>
+                <w:b/>
+                <w:color w:val="282C34"/>
+                <w:sz w:val="18"/>
+              </w:rPr>
+              <w:t>+VOUT (SELV)</w:t>
+            </w:r>
+          </w:p>
+        </w:tc>
+        <w:tc>
+          <w:tcPr>
+            <w:tcW w:type="dxa" w:w="1958"/>
+            <w:shd w:fill="F4F7F9"/>
+            <w:tcMar>
+              <w:top w:w="80" w:type="dxa"/>
+              <w:bottom w:w="80" w:type="dxa"/>
+              <w:left w:w="120" w:type="dxa"/>
+              <w:right w:w="120" w:type="dxa"/>
+            </w:tcMar>
+            <w:vAlign w:val="center"/>
+          </w:tcPr>
+          <w:p>
+            <w:pPr>
+              <w:spacing w:after="0"/>
+            </w:pPr>
+            <w:r>
+              <w:rPr>
+                <w:color w:val="282C34"/>
+                <w:sz w:val="18"/>
+              </w:rPr>
+              <w:t xml:space="preserve">Diode </w:t>
+            </w:r>
+            <w:r>
+              <w:rPr>
+                <w:i/>
+                <w:color w:val="145AA0"/>
+                <w:sz w:val="18"/>
+              </w:rPr>
+              <w:t>D_{sec</w:t>
+            </w:r>
+            <w:r>
+              <w:rPr>
+                <w:color w:val="282C34"/>
+                <w:sz w:val="18"/>
+              </w:rPr>
+              <w:t xml:space="preserve"> Cathode</w:t>
+            </w:r>
+          </w:p>
+        </w:tc>
+        <w:tc>
+          <w:tcPr>
+            <w:tcW w:type="dxa" w:w="1958"/>
+            <w:shd w:fill="F4F7F9"/>
+            <w:tcMar>
+              <w:top w:w="80" w:type="dxa"/>
+              <w:bottom w:w="80" w:type="dxa"/>
+              <w:left w:w="120" w:type="dxa"/>
+              <w:right w:w="120" w:type="dxa"/>
+            </w:tcMar>
+            <w:vAlign w:val="center"/>
+          </w:tcPr>
+          <w:p>
+            <w:pPr>
+              <w:spacing w:after="0"/>
+            </w:pPr>
+            <w:r>
+              <w:rPr>
+                <w:i/>
+                <w:color w:val="145AA0"/>
+                <w:sz w:val="18"/>
+              </w:rPr>
+              <w:t>C_{out</w:t>
+            </w:r>
+            <w:r>
+              <w:rPr>
+                <w:color w:val="282C34"/>
+                <w:sz w:val="18"/>
+              </w:rPr>
+              <w:t xml:space="preserve"> bank (+), Opto Pullup, Feedback </w:t>
+            </w:r>
+            <w:r>
+              <w:rPr>
+                <w:i/>
+                <w:color w:val="145AA0"/>
+                <w:sz w:val="18"/>
+              </w:rPr>
+              <w:t>R_{fb1</w:t>
+            </w:r>
+          </w:p>
+        </w:tc>
+        <w:tc>
+          <w:tcPr>
+            <w:tcW w:type="dxa" w:w="1958"/>
+            <w:shd w:fill="F4F7F9"/>
+            <w:tcMar>
+              <w:top w:w="80" w:type="dxa"/>
+              <w:bottom w:w="80" w:type="dxa"/>
+              <w:left w:w="120" w:type="dxa"/>
+              <w:right w:w="120" w:type="dxa"/>
+            </w:tcMar>
+            <w:vAlign w:val="center"/>
+          </w:tcPr>
+          <w:p>
+            <w:pPr>
+              <w:spacing w:after="0"/>
+            </w:pPr>
+            <w:r>
+              <w:rPr>
+                <w:color w:val="282C34"/>
+                <w:sz w:val="18"/>
+              </w:rPr>
+              <w:t>Regulated +12V SELV isolated DC output rail</w:t>
+            </w:r>
+          </w:p>
+        </w:tc>
+        <w:tc>
+          <w:tcPr>
+            <w:tcW w:type="dxa" w:w="1958"/>
+            <w:shd w:fill="F4F7F9"/>
+            <w:tcMar>
+              <w:top w:w="80" w:type="dxa"/>
+              <w:bottom w:w="80" w:type="dxa"/>
+              <w:left w:w="120" w:type="dxa"/>
+              <w:right w:w="120" w:type="dxa"/>
+            </w:tcMar>
+            <w:vAlign w:val="center"/>
+          </w:tcPr>
+          <w:p>
+            <w:pPr>
+              <w:spacing w:after="0"/>
+            </w:pPr>
+            <w:r>
+              <w:rPr>
+                <w:color w:val="282C34"/>
+                <w:sz w:val="18"/>
+              </w:rPr>
+              <w:t>Complies with Safety Extra Low Voltage limits (</w:t>
+            </w:r>
+            <w:r>
+              <w:rPr>
+                <w:i/>
+                <w:color w:val="145AA0"/>
+                <w:sz w:val="18"/>
+              </w:rPr>
+              <w:t>&lt; 60\,V</w:t>
+            </w:r>
+            <w:r>
+              <w:rPr>
+                <w:color w:val="282C34"/>
+                <w:sz w:val="18"/>
+              </w:rPr>
+              <w:t xml:space="preserve"> DC touchable).</w:t>
+            </w:r>
+          </w:p>
+        </w:tc>
+      </w:tr>
+      <w:tr>
+        <w:tc>
+          <w:tcPr>
+            <w:tcW w:type="dxa" w:w="1958"/>
+            <w:tcMar>
+              <w:top w:w="80" w:type="dxa"/>
+              <w:bottom w:w="80" w:type="dxa"/>
+              <w:left w:w="120" w:type="dxa"/>
+              <w:right w:w="120" w:type="dxa"/>
+            </w:tcMar>
+            <w:vAlign w:val="center"/>
+          </w:tcPr>
+          <w:p>
+            <w:pPr>
+              <w:spacing w:after="0"/>
+            </w:pPr>
+            <w:r>
+              <w:rPr>
+                <w:b/>
+                <w:color w:val="282C34"/>
+                <w:sz w:val="18"/>
+              </w:rPr>
+              <w:t>TL431_REF</w:t>
+            </w:r>
+          </w:p>
+        </w:tc>
+        <w:tc>
+          <w:tcPr>
+            <w:tcW w:type="dxa" w:w="1958"/>
+            <w:tcMar>
+              <w:top w:w="80" w:type="dxa"/>
+              <w:bottom w:w="80" w:type="dxa"/>
+              <w:left w:w="120" w:type="dxa"/>
+              <w:right w:w="120" w:type="dxa"/>
+            </w:tcMar>
+            <w:vAlign w:val="center"/>
+          </w:tcPr>
+          <w:p>
+            <w:pPr>
+              <w:spacing w:after="0"/>
+            </w:pPr>
+            <w:r>
+              <w:rPr>
+                <w:color w:val="282C34"/>
+                <w:sz w:val="18"/>
+              </w:rPr>
+              <w:t xml:space="preserve">Divider </w:t>
+            </w:r>
+            <w:r>
+              <w:rPr>
+                <w:i/>
+                <w:color w:val="145AA0"/>
+                <w:sz w:val="18"/>
+              </w:rPr>
+              <w:t>R_{fb1/R_{fb2</w:t>
+            </w:r>
+            <w:r>
+              <w:rPr>
+                <w:color w:val="282C34"/>
+                <w:sz w:val="18"/>
+              </w:rPr>
+              <w:t xml:space="preserve"> Node</w:t>
+            </w:r>
+          </w:p>
+        </w:tc>
+        <w:tc>
+          <w:tcPr>
+            <w:tcW w:type="dxa" w:w="1958"/>
+            <w:tcMar>
+              <w:top w:w="80" w:type="dxa"/>
+              <w:bottom w:w="80" w:type="dxa"/>
+              <w:left w:w="120" w:type="dxa"/>
+              <w:right w:w="120" w:type="dxa"/>
+            </w:tcMar>
+            <w:vAlign w:val="center"/>
+          </w:tcPr>
+          <w:p>
+            <w:pPr>
+              <w:spacing w:after="0"/>
+            </w:pPr>
+            <w:r>
+              <w:rPr>
+                <w:color w:val="282C34"/>
+                <w:sz w:val="18"/>
+              </w:rPr>
+              <w:t>TL431 Shunt Regulator Reference (Pin 1)</w:t>
+            </w:r>
+          </w:p>
+        </w:tc>
+        <w:tc>
+          <w:tcPr>
+            <w:tcW w:type="dxa" w:w="1958"/>
+            <w:tcMar>
+              <w:top w:w="80" w:type="dxa"/>
+              <w:bottom w:w="80" w:type="dxa"/>
+              <w:left w:w="120" w:type="dxa"/>
+              <w:right w:w="120" w:type="dxa"/>
+            </w:tcMar>
+            <w:vAlign w:val="center"/>
+          </w:tcPr>
+          <w:p>
+            <w:pPr>
+              <w:spacing w:after="0"/>
+            </w:pPr>
+            <w:r>
+              <w:rPr>
+                <w:color w:val="282C34"/>
+                <w:sz w:val="18"/>
+              </w:rPr>
+              <w:t>Output voltage error sense</w:t>
+            </w:r>
+          </w:p>
+        </w:tc>
+        <w:tc>
+          <w:tcPr>
+            <w:tcW w:type="dxa" w:w="1958"/>
+            <w:tcMar>
+              <w:top w:w="80" w:type="dxa"/>
+              <w:bottom w:w="80" w:type="dxa"/>
+              <w:left w:w="120" w:type="dxa"/>
+              <w:right w:w="120" w:type="dxa"/>
+            </w:tcMar>
+            <w:vAlign w:val="center"/>
+          </w:tcPr>
+          <w:p>
+            <w:pPr>
+              <w:spacing w:after="0"/>
+            </w:pPr>
+            <w:r>
+              <w:rPr>
+                <w:color w:val="282C34"/>
+                <w:sz w:val="18"/>
+              </w:rPr>
+              <w:t>Precision reference node (</w:t>
+            </w:r>
+            <w:r>
+              <w:rPr>
+                <w:i/>
+                <w:color w:val="145AA0"/>
+                <w:sz w:val="18"/>
+              </w:rPr>
+              <w:t>2.500\,V</w:t>
+            </w:r>
+            <w:r>
+              <w:rPr>
+                <w:color w:val="282C34"/>
+                <w:sz w:val="18"/>
+              </w:rPr>
+              <w:t>); TL431 sinks cathode current to drive Opto LED.</w:t>
+            </w:r>
+          </w:p>
+        </w:tc>
+      </w:tr>
+      <w:tr>
+        <w:tc>
+          <w:tcPr>
+            <w:tcW w:type="dxa" w:w="1958"/>
+            <w:shd w:fill="F4F7F9"/>
+            <w:tcMar>
+              <w:top w:w="80" w:type="dxa"/>
+              <w:bottom w:w="80" w:type="dxa"/>
+              <w:left w:w="120" w:type="dxa"/>
+              <w:right w:w="120" w:type="dxa"/>
+            </w:tcMar>
+            <w:vAlign w:val="center"/>
+          </w:tcPr>
+          <w:p>
+            <w:pPr>
+              <w:spacing w:after="0"/>
+            </w:pPr>
+            <w:r>
+              <w:rPr>
+                <w:b/>
+                <w:color w:val="282C34"/>
+                <w:sz w:val="18"/>
+              </w:rPr>
+              <w:t>GND_PRI / GND_SEC</w:t>
+            </w:r>
+          </w:p>
+        </w:tc>
+        <w:tc>
+          <w:tcPr>
+            <w:tcW w:type="dxa" w:w="1958"/>
+            <w:shd w:fill="F4F7F9"/>
+            <w:tcMar>
+              <w:top w:w="80" w:type="dxa"/>
+              <w:bottom w:w="80" w:type="dxa"/>
+              <w:left w:w="120" w:type="dxa"/>
+              <w:right w:w="120" w:type="dxa"/>
+            </w:tcMar>
+            <w:vAlign w:val="center"/>
+          </w:tcPr>
+          <w:p>
+            <w:pPr>
+              <w:spacing w:after="0"/>
+            </w:pPr>
+            <w:r>
+              <w:rPr>
+                <w:color w:val="282C34"/>
+                <w:sz w:val="18"/>
+              </w:rPr>
+              <w:t>Primary GND / Secondary GND</w:t>
+            </w:r>
+          </w:p>
+        </w:tc>
+        <w:tc>
+          <w:tcPr>
+            <w:tcW w:type="dxa" w:w="1958"/>
+            <w:shd w:fill="F4F7F9"/>
+            <w:tcMar>
+              <w:top w:w="80" w:type="dxa"/>
+              <w:bottom w:w="80" w:type="dxa"/>
+              <w:left w:w="120" w:type="dxa"/>
+              <w:right w:w="120" w:type="dxa"/>
+            </w:tcMar>
+            <w:vAlign w:val="center"/>
+          </w:tcPr>
+          <w:p>
+            <w:pPr>
+              <w:spacing w:after="0"/>
+            </w:pPr>
+            <w:r>
+              <w:rPr>
+                <w:color w:val="282C34"/>
+                <w:sz w:val="18"/>
+              </w:rPr>
+              <w:t xml:space="preserve">Safety Capacitor </w:t>
+            </w:r>
+            <w:r>
+              <w:rPr>
+                <w:i/>
+                <w:color w:val="145AA0"/>
+                <w:sz w:val="18"/>
+              </w:rPr>
+              <w:t>C_{Y1</w:t>
+            </w:r>
+            <w:r>
+              <w:rPr>
+                <w:color w:val="282C34"/>
+                <w:sz w:val="18"/>
+              </w:rPr>
+              <w:t xml:space="preserve"> bridging barrier</w:t>
+            </w:r>
+          </w:p>
+        </w:tc>
+        <w:tc>
+          <w:tcPr>
+            <w:tcW w:type="dxa" w:w="1958"/>
+            <w:shd w:fill="F4F7F9"/>
+            <w:tcMar>
+              <w:top w:w="80" w:type="dxa"/>
+              <w:bottom w:w="80" w:type="dxa"/>
+              <w:left w:w="120" w:type="dxa"/>
+              <w:right w:w="120" w:type="dxa"/>
+            </w:tcMar>
+            <w:vAlign w:val="center"/>
+          </w:tcPr>
+          <w:p>
+            <w:pPr>
+              <w:spacing w:after="0"/>
+            </w:pPr>
+            <w:r>
+              <w:rPr>
+                <w:color w:val="282C34"/>
+                <w:sz w:val="18"/>
+              </w:rPr>
+              <w:t>Galvanically isolated ground planes</w:t>
+            </w:r>
+          </w:p>
+        </w:tc>
+        <w:tc>
+          <w:tcPr>
+            <w:tcW w:type="dxa" w:w="1958"/>
+            <w:shd w:fill="F4F7F9"/>
+            <w:tcMar>
+              <w:top w:w="80" w:type="dxa"/>
+              <w:bottom w:w="80" w:type="dxa"/>
+              <w:left w:w="120" w:type="dxa"/>
+              <w:right w:w="120" w:type="dxa"/>
+            </w:tcMar>
+            <w:vAlign w:val="center"/>
+          </w:tcPr>
+          <w:p>
+            <w:pPr>
+              <w:spacing w:after="0"/>
+            </w:pPr>
+            <w:r>
+              <w:rPr>
+                <w:color w:val="282C34"/>
+                <w:sz w:val="18"/>
+              </w:rPr>
+              <w:t xml:space="preserve">Minimum </w:t>
+            </w:r>
+            <w:r>
+              <w:rPr>
+                <w:i/>
+                <w:color w:val="145AA0"/>
+                <w:sz w:val="18"/>
+              </w:rPr>
+              <w:t>6.4\,mm</w:t>
+            </w:r>
+            <w:r>
+              <w:rPr>
+                <w:color w:val="282C34"/>
+                <w:sz w:val="18"/>
+              </w:rPr>
+              <w:t xml:space="preserve"> creepage slot milled through PCB laminate beneath optocoupler and transformer.</w:t>
+            </w:r>
+          </w:p>
+        </w:tc>
+      </w:tr>
+    </w:tbl>
+    <w:p/>
+    <w:p>
+      <w:pPr>
+        <w:spacing w:before="160" w:after="80"/>
+      </w:pPr>
+      <w:r>
+        <w:rPr>
+          <w:b/>
+          <w:color w:val="4682B4"/>
+          <w:sz w:val="24"/>
+        </w:rPr>
+        <w:t>1.2 Component Bill of Materials &amp; Parametric Specifications:</w:t>
+      </w:r>
+    </w:p>
+    <w:tbl>
+      <w:tblPr>
+        <w:tblW w:type="auto" w:w="0"/>
+        <w:jc w:val="center"/>
+        <w:tblLook w:firstColumn="1" w:firstRow="1" w:lastColumn="0" w:lastRow="0" w:noHBand="0" w:noVBand="1" w:val="04A0"/>
+        <w:tblBorders>
+          <w:top w:val="single" w:sz="4" w:space="0" w:color="D0D7DE"/>
+          <w:left w:val="none"/>
+          <w:bottom w:val="single" w:sz="8" w:space="0" w:color="D0D7DE"/>
+          <w:right w:val="none"/>
+          <w:insideH w:val="single" w:sz="4" w:space="0" w:color="D0D7DE"/>
+          <w:insideV w:val="none"/>
+        </w:tblBorders>
+      </w:tblPr>
+      <w:tblGrid>
+        <w:gridCol w:w="1958"/>
+        <w:gridCol w:w="1958"/>
+        <w:gridCol w:w="1958"/>
+        <w:gridCol w:w="1958"/>
+        <w:gridCol w:w="1958"/>
+      </w:tblGrid>
+      <w:tr>
+        <w:tc>
+          <w:tcPr>
+            <w:tcW w:type="dxa" w:w="1958"/>
+            <w:shd w:fill="204A6E"/>
+            <w:tcMar>
+              <w:top w:w="100" w:type="dxa"/>
+              <w:bottom w:w="100" w:type="dxa"/>
+              <w:left w:w="120" w:type="dxa"/>
+              <w:right w:w="120" w:type="dxa"/>
+            </w:tcMar>
+            <w:vAlign w:val="center"/>
+          </w:tcPr>
+          <w:p>
+            <w:pPr>
+              <w:spacing w:after="0"/>
+            </w:pPr>
+            <w:r>
+              <w:rPr>
+                <w:b/>
+                <w:color w:val="FFFFFF"/>
+                <w:sz w:val="19"/>
+              </w:rPr>
+              <w:t>RefDes</w:t>
+            </w:r>
+          </w:p>
+        </w:tc>
+        <w:tc>
+          <w:tcPr>
+            <w:tcW w:type="dxa" w:w="1958"/>
+            <w:shd w:fill="204A6E"/>
+            <w:tcMar>
+              <w:top w:w="100" w:type="dxa"/>
+              <w:bottom w:w="100" w:type="dxa"/>
+              <w:left w:w="120" w:type="dxa"/>
+              <w:right w:w="120" w:type="dxa"/>
+            </w:tcMar>
+            <w:vAlign w:val="center"/>
+          </w:tcPr>
+          <w:p>
+            <w:pPr>
+              <w:spacing w:after="0"/>
+            </w:pPr>
+            <w:r>
+              <w:rPr>
+                <w:b/>
+                <w:color w:val="FFFFFF"/>
+                <w:sz w:val="19"/>
+              </w:rPr>
+              <w:t>Component Description</w:t>
+            </w:r>
+          </w:p>
+        </w:tc>
+        <w:tc>
+          <w:tcPr>
+            <w:tcW w:type="dxa" w:w="1958"/>
+            <w:shd w:fill="204A6E"/>
+            <w:tcMar>
+              <w:top w:w="100" w:type="dxa"/>
+              <w:bottom w:w="100" w:type="dxa"/>
+              <w:left w:w="120" w:type="dxa"/>
+              <w:right w:w="120" w:type="dxa"/>
+            </w:tcMar>
+            <w:vAlign w:val="center"/>
+          </w:tcPr>
+          <w:p>
+            <w:pPr>
+              <w:spacing w:after="0"/>
+            </w:pPr>
+            <w:r>
+              <w:rPr>
+                <w:b/>
+                <w:color w:val="FFFFFF"/>
+                <w:sz w:val="19"/>
+              </w:rPr>
+              <w:t>Manufacturer &amp; Part Number</w:t>
+            </w:r>
+          </w:p>
+        </w:tc>
+        <w:tc>
+          <w:tcPr>
+            <w:tcW w:type="dxa" w:w="1958"/>
+            <w:shd w:fill="204A6E"/>
+            <w:tcMar>
+              <w:top w:w="100" w:type="dxa"/>
+              <w:bottom w:w="100" w:type="dxa"/>
+              <w:left w:w="120" w:type="dxa"/>
+              <w:right w:w="120" w:type="dxa"/>
+            </w:tcMar>
+            <w:vAlign w:val="center"/>
+          </w:tcPr>
+          <w:p>
+            <w:pPr>
+              <w:spacing w:after="0"/>
+            </w:pPr>
+            <w:r>
+              <w:rPr>
+                <w:b/>
+                <w:color w:val="FFFFFF"/>
+                <w:sz w:val="19"/>
+              </w:rPr>
+              <w:t>Key Electrical Specifications</w:t>
+            </w:r>
+          </w:p>
+        </w:tc>
+        <w:tc>
+          <w:tcPr>
+            <w:tcW w:type="dxa" w:w="1958"/>
+            <w:shd w:fill="204A6E"/>
+            <w:tcMar>
+              <w:top w:w="100" w:type="dxa"/>
+              <w:bottom w:w="100" w:type="dxa"/>
+              <w:left w:w="120" w:type="dxa"/>
+              <w:right w:w="120" w:type="dxa"/>
+            </w:tcMar>
+            <w:vAlign w:val="center"/>
+          </w:tcPr>
+          <w:p>
+            <w:pPr>
+              <w:spacing w:after="0"/>
+            </w:pPr>
+            <w:r>
+              <w:rPr>
+                <w:b/>
+                <w:color w:val="FFFFFF"/>
+                <w:sz w:val="19"/>
+              </w:rPr>
+              <w:t>Critical Design Constraint</w:t>
+            </w:r>
+          </w:p>
+        </w:tc>
+      </w:tr>
+      <w:tr>
+        <w:tc>
+          <w:tcPr>
+            <w:tcW w:type="dxa" w:w="1958"/>
+            <w:tcMar>
+              <w:top w:w="80" w:type="dxa"/>
+              <w:bottom w:w="80" w:type="dxa"/>
+              <w:left w:w="120" w:type="dxa"/>
+              <w:right w:w="120" w:type="dxa"/>
+            </w:tcMar>
+            <w:vAlign w:val="center"/>
+          </w:tcPr>
+          <w:p>
+            <w:pPr>
+              <w:spacing w:after="0"/>
+            </w:pPr>
+            <w:r>
+              <w:rPr>
+                <w:b/>
+                <w:color w:val="282C34"/>
+                <w:sz w:val="18"/>
+              </w:rPr>
+              <w:t>$Q_1$</w:t>
+            </w:r>
+          </w:p>
+        </w:tc>
+        <w:tc>
+          <w:tcPr>
+            <w:tcW w:type="dxa" w:w="1958"/>
+            <w:tcMar>
+              <w:top w:w="80" w:type="dxa"/>
+              <w:bottom w:w="80" w:type="dxa"/>
+              <w:left w:w="120" w:type="dxa"/>
+              <w:right w:w="120" w:type="dxa"/>
+            </w:tcMar>
+            <w:vAlign w:val="center"/>
+          </w:tcPr>
+          <w:p>
+            <w:pPr>
+              <w:spacing w:after="0"/>
+            </w:pPr>
+            <w:r>
+              <w:rPr>
+                <w:color w:val="282C34"/>
+                <w:sz w:val="18"/>
+              </w:rPr>
+              <w:t>Primary High-Voltage FET</w:t>
+            </w:r>
+          </w:p>
+        </w:tc>
+        <w:tc>
+          <w:tcPr>
+            <w:tcW w:type="dxa" w:w="1958"/>
+            <w:tcMar>
+              <w:top w:w="80" w:type="dxa"/>
+              <w:bottom w:w="80" w:type="dxa"/>
+              <w:left w:w="120" w:type="dxa"/>
+              <w:right w:w="120" w:type="dxa"/>
+            </w:tcMar>
+            <w:vAlign w:val="center"/>
+          </w:tcPr>
+          <w:p>
+            <w:pPr>
+              <w:spacing w:after="0"/>
+            </w:pPr>
+            <w:r>
+              <w:rPr>
+                <w:color w:val="282C34"/>
+                <w:sz w:val="18"/>
+              </w:rPr>
+              <w:t>Infineon IPB80R290P7</w:t>
+            </w:r>
+          </w:p>
+        </w:tc>
+        <w:tc>
+          <w:tcPr>
+            <w:tcW w:type="dxa" w:w="1958"/>
+            <w:tcMar>
+              <w:top w:w="80" w:type="dxa"/>
+              <w:bottom w:w="80" w:type="dxa"/>
+              <w:left w:w="120" w:type="dxa"/>
+              <w:right w:w="120" w:type="dxa"/>
+            </w:tcMar>
+            <w:vAlign w:val="center"/>
+          </w:tcPr>
+          <w:p>
+            <w:pPr>
+              <w:spacing w:after="0"/>
+            </w:pPr>
+            <w:r>
+              <w:rPr>
+                <w:i/>
+                <w:color w:val="145AA0"/>
+                <w:sz w:val="18"/>
+              </w:rPr>
+              <w:t>V_{DS = 800\,V, I_D = 17\,A, R_{DS(on) = 290\,m\Omega, Q_g = 23\,nC</w:t>
+            </w:r>
+          </w:p>
+        </w:tc>
+        <w:tc>
+          <w:tcPr>
+            <w:tcW w:type="dxa" w:w="1958"/>
+            <w:tcMar>
+              <w:top w:w="80" w:type="dxa"/>
+              <w:bottom w:w="80" w:type="dxa"/>
+              <w:left w:w="120" w:type="dxa"/>
+              <w:right w:w="120" w:type="dxa"/>
+            </w:tcMar>
+            <w:vAlign w:val="center"/>
+          </w:tcPr>
+          <w:p>
+            <w:pPr>
+              <w:spacing w:after="0"/>
+            </w:pPr>
+            <w:r>
+              <w:rPr>
+                <w:i/>
+                <w:color w:val="145AA0"/>
+                <w:sz w:val="18"/>
+              </w:rPr>
+              <w:t>800\,V</w:t>
+            </w:r>
+            <w:r>
+              <w:rPr>
+                <w:color w:val="282C34"/>
+                <w:sz w:val="18"/>
+              </w:rPr>
+              <w:t xml:space="preserve"> rating absorbs </w:t>
+            </w:r>
+            <w:r>
+              <w:rPr>
+                <w:i/>
+                <w:color w:val="145AA0"/>
+                <w:sz w:val="18"/>
+              </w:rPr>
+              <w:t>V_{bulk,max + V_{reflect + V_{spike = 375\,V + 96\,V + 150\,V = 621\,V</w:t>
+            </w:r>
+            <w:r>
+              <w:rPr>
+                <w:color w:val="282C34"/>
+                <w:sz w:val="18"/>
+              </w:rPr>
+              <w:t>.</w:t>
+            </w:r>
+          </w:p>
+        </w:tc>
+      </w:tr>
+      <w:tr>
+        <w:tc>
+          <w:tcPr>
+            <w:tcW w:type="dxa" w:w="1958"/>
+            <w:shd w:fill="F4F7F9"/>
+            <w:tcMar>
+              <w:top w:w="80" w:type="dxa"/>
+              <w:bottom w:w="80" w:type="dxa"/>
+              <w:left w:w="120" w:type="dxa"/>
+              <w:right w:w="120" w:type="dxa"/>
+            </w:tcMar>
+            <w:vAlign w:val="center"/>
+          </w:tcPr>
+          <w:p>
+            <w:pPr>
+              <w:spacing w:after="0"/>
+            </w:pPr>
+            <w:r>
+              <w:rPr>
+                <w:b/>
+                <w:color w:val="282C34"/>
+                <w:sz w:val="18"/>
+              </w:rPr>
+              <w:t>$T_1$</w:t>
+            </w:r>
+          </w:p>
+        </w:tc>
+        <w:tc>
+          <w:tcPr>
+            <w:tcW w:type="dxa" w:w="1958"/>
+            <w:shd w:fill="F4F7F9"/>
+            <w:tcMar>
+              <w:top w:w="80" w:type="dxa"/>
+              <w:bottom w:w="80" w:type="dxa"/>
+              <w:left w:w="120" w:type="dxa"/>
+              <w:right w:w="120" w:type="dxa"/>
+            </w:tcMar>
+            <w:vAlign w:val="center"/>
+          </w:tcPr>
+          <w:p>
+            <w:pPr>
+              <w:spacing w:after="0"/>
+            </w:pPr>
+            <w:r>
+              <w:rPr>
+                <w:color w:val="282C34"/>
+                <w:sz w:val="18"/>
+              </w:rPr>
+              <w:t>Flyback Coupled Inductor</w:t>
+            </w:r>
+          </w:p>
+        </w:tc>
+        <w:tc>
+          <w:tcPr>
+            <w:tcW w:type="dxa" w:w="1958"/>
+            <w:shd w:fill="F4F7F9"/>
+            <w:tcMar>
+              <w:top w:w="80" w:type="dxa"/>
+              <w:bottom w:w="80" w:type="dxa"/>
+              <w:left w:w="120" w:type="dxa"/>
+              <w:right w:w="120" w:type="dxa"/>
+            </w:tcMar>
+            <w:vAlign w:val="center"/>
+          </w:tcPr>
+          <w:p>
+            <w:pPr>
+              <w:spacing w:after="0"/>
+            </w:pPr>
+            <w:r>
+              <w:rPr>
+                <w:color w:val="282C34"/>
+                <w:sz w:val="18"/>
+              </w:rPr>
+              <w:t>Custom PQ26/20 Core (3C95)</w:t>
+            </w:r>
+          </w:p>
+        </w:tc>
+        <w:tc>
+          <w:tcPr>
+            <w:tcW w:type="dxa" w:w="1958"/>
+            <w:shd w:fill="F4F7F9"/>
+            <w:tcMar>
+              <w:top w:w="80" w:type="dxa"/>
+              <w:bottom w:w="80" w:type="dxa"/>
+              <w:left w:w="120" w:type="dxa"/>
+              <w:right w:w="120" w:type="dxa"/>
+            </w:tcMar>
+            <w:vAlign w:val="center"/>
+          </w:tcPr>
+          <w:p>
+            <w:pPr>
+              <w:spacing w:after="0"/>
+            </w:pPr>
+            <w:r>
+              <w:rPr>
+                <w:i/>
+                <w:color w:val="145AA0"/>
+                <w:sz w:val="18"/>
+              </w:rPr>
+              <w:t>L_p = 220\,µH, N_p:N_s:N_{aux = 48:6:7, L_{lk &lt; 4.0\,µH</w:t>
+            </w:r>
+          </w:p>
+        </w:tc>
+        <w:tc>
+          <w:tcPr>
+            <w:tcW w:type="dxa" w:w="1958"/>
+            <w:shd w:fill="F4F7F9"/>
+            <w:tcMar>
+              <w:top w:w="80" w:type="dxa"/>
+              <w:bottom w:w="80" w:type="dxa"/>
+              <w:left w:w="120" w:type="dxa"/>
+              <w:right w:w="120" w:type="dxa"/>
+            </w:tcMar>
+            <w:vAlign w:val="center"/>
+          </w:tcPr>
+          <w:p>
+            <w:pPr>
+              <w:spacing w:after="0"/>
+            </w:pPr>
+            <w:r>
+              <w:rPr>
+                <w:color w:val="282C34"/>
+                <w:sz w:val="18"/>
+              </w:rPr>
+              <w:t xml:space="preserve">Gapped core prevents magnetic saturation at </w:t>
+            </w:r>
+            <w:r>
+              <w:rPr>
+                <w:i/>
+                <w:color w:val="145AA0"/>
+                <w:sz w:val="18"/>
+              </w:rPr>
+              <w:t>I_{pk = 2.4\,A</w:t>
+            </w:r>
+            <w:r>
+              <w:rPr>
+                <w:color w:val="282C34"/>
+                <w:sz w:val="18"/>
+              </w:rPr>
+              <w:t>; triple-insulated wire (TIW) for secondary.</w:t>
+            </w:r>
+          </w:p>
+        </w:tc>
+      </w:tr>
+      <w:tr>
+        <w:tc>
+          <w:tcPr>
+            <w:tcW w:type="dxa" w:w="1958"/>
+            <w:tcMar>
+              <w:top w:w="80" w:type="dxa"/>
+              <w:bottom w:w="80" w:type="dxa"/>
+              <w:left w:w="120" w:type="dxa"/>
+              <w:right w:w="120" w:type="dxa"/>
+            </w:tcMar>
+            <w:vAlign w:val="center"/>
+          </w:tcPr>
+          <w:p>
+            <w:pPr>
+              <w:spacing w:after="0"/>
+            </w:pPr>
+            <w:r>
+              <w:rPr>
+                <w:b/>
+                <w:color w:val="282C34"/>
+                <w:sz w:val="18"/>
+              </w:rPr>
+              <w:t>$D_{snub}$</w:t>
+            </w:r>
+          </w:p>
+        </w:tc>
+        <w:tc>
+          <w:tcPr>
+            <w:tcW w:type="dxa" w:w="1958"/>
+            <w:tcMar>
+              <w:top w:w="80" w:type="dxa"/>
+              <w:bottom w:w="80" w:type="dxa"/>
+              <w:left w:w="120" w:type="dxa"/>
+              <w:right w:w="120" w:type="dxa"/>
+            </w:tcMar>
+            <w:vAlign w:val="center"/>
+          </w:tcPr>
+          <w:p>
+            <w:pPr>
+              <w:spacing w:after="0"/>
+            </w:pPr>
+            <w:r>
+              <w:rPr>
+                <w:color w:val="282C34"/>
+                <w:sz w:val="18"/>
+              </w:rPr>
+              <w:t>RCD Snubber Diode</w:t>
+            </w:r>
+          </w:p>
+        </w:tc>
+        <w:tc>
+          <w:tcPr>
+            <w:tcW w:type="dxa" w:w="1958"/>
+            <w:tcMar>
+              <w:top w:w="80" w:type="dxa"/>
+              <w:bottom w:w="80" w:type="dxa"/>
+              <w:left w:w="120" w:type="dxa"/>
+              <w:right w:w="120" w:type="dxa"/>
+            </w:tcMar>
+            <w:vAlign w:val="center"/>
+          </w:tcPr>
+          <w:p>
+            <w:pPr>
+              <w:spacing w:after="0"/>
+            </w:pPr>
+            <w:r>
+              <w:rPr>
+                <w:color w:val="282C34"/>
+                <w:sz w:val="18"/>
+              </w:rPr>
+              <w:t>Diodes Inc. US1M</w:t>
+            </w:r>
+          </w:p>
+        </w:tc>
+        <w:tc>
+          <w:tcPr>
+            <w:tcW w:type="dxa" w:w="1958"/>
+            <w:tcMar>
+              <w:top w:w="80" w:type="dxa"/>
+              <w:bottom w:w="80" w:type="dxa"/>
+              <w:left w:w="120" w:type="dxa"/>
+              <w:right w:w="120" w:type="dxa"/>
+            </w:tcMar>
+            <w:vAlign w:val="center"/>
+          </w:tcPr>
+          <w:p>
+            <w:pPr>
+              <w:spacing w:after="0"/>
+            </w:pPr>
+            <w:r>
+              <w:rPr>
+                <w:i/>
+                <w:color w:val="145AA0"/>
+                <w:sz w:val="18"/>
+              </w:rPr>
+              <w:t>V_{RRM = 1000\,V, I_F = 1\,A, t_{rr &lt; 75\,ns, C_j = 15\,pF</w:t>
+            </w:r>
+          </w:p>
+        </w:tc>
+        <w:tc>
+          <w:tcPr>
+            <w:tcW w:type="dxa" w:w="1958"/>
+            <w:tcMar>
+              <w:top w:w="80" w:type="dxa"/>
+              <w:bottom w:w="80" w:type="dxa"/>
+              <w:left w:w="120" w:type="dxa"/>
+              <w:right w:w="120" w:type="dxa"/>
+            </w:tcMar>
+            <w:vAlign w:val="center"/>
+          </w:tcPr>
+          <w:p>
+            <w:pPr>
+              <w:spacing w:after="0"/>
+            </w:pPr>
+            <w:r>
+              <w:rPr>
+                <w:color w:val="282C34"/>
+                <w:sz w:val="18"/>
+              </w:rPr>
+              <w:t xml:space="preserve">Fast recovery prevents reverse charge dumping into </w:t>
+            </w:r>
+            <w:r>
+              <w:rPr>
+                <w:i/>
+                <w:color w:val="145AA0"/>
+                <w:sz w:val="18"/>
+              </w:rPr>
+              <w:t>C_{snub</w:t>
+            </w:r>
+            <w:r>
+              <w:rPr>
+                <w:color w:val="282C34"/>
+                <w:sz w:val="18"/>
+              </w:rPr>
+              <w:t>.</w:t>
+            </w:r>
+          </w:p>
+        </w:tc>
+      </w:tr>
+      <w:tr>
+        <w:tc>
+          <w:tcPr>
+            <w:tcW w:type="dxa" w:w="1958"/>
+            <w:shd w:fill="F4F7F9"/>
+            <w:tcMar>
+              <w:top w:w="80" w:type="dxa"/>
+              <w:bottom w:w="80" w:type="dxa"/>
+              <w:left w:w="120" w:type="dxa"/>
+              <w:right w:w="120" w:type="dxa"/>
+            </w:tcMar>
+            <w:vAlign w:val="center"/>
+          </w:tcPr>
+          <w:p>
+            <w:pPr>
+              <w:spacing w:after="0"/>
+            </w:pPr>
+            <w:r>
+              <w:rPr>
+                <w:b/>
+                <w:color w:val="282C34"/>
+                <w:sz w:val="18"/>
+              </w:rPr>
+              <w:t>$R_{snub}, C_{snub}$</w:t>
+            </w:r>
+          </w:p>
+        </w:tc>
+        <w:tc>
+          <w:tcPr>
+            <w:tcW w:type="dxa" w:w="1958"/>
+            <w:shd w:fill="F4F7F9"/>
+            <w:tcMar>
+              <w:top w:w="80" w:type="dxa"/>
+              <w:bottom w:w="80" w:type="dxa"/>
+              <w:left w:w="120" w:type="dxa"/>
+              <w:right w:w="120" w:type="dxa"/>
+            </w:tcMar>
+            <w:vAlign w:val="center"/>
+          </w:tcPr>
+          <w:p>
+            <w:pPr>
+              <w:spacing w:after="0"/>
+            </w:pPr>
+            <w:r>
+              <w:rPr>
+                <w:color w:val="282C34"/>
+                <w:sz w:val="18"/>
+              </w:rPr>
+              <w:t>RCD Snubber Resistor/Cap</w:t>
+            </w:r>
+          </w:p>
+        </w:tc>
+        <w:tc>
+          <w:tcPr>
+            <w:tcW w:type="dxa" w:w="1958"/>
+            <w:shd w:fill="F4F7F9"/>
+            <w:tcMar>
+              <w:top w:w="80" w:type="dxa"/>
+              <w:bottom w:w="80" w:type="dxa"/>
+              <w:left w:w="120" w:type="dxa"/>
+              <w:right w:w="120" w:type="dxa"/>
+            </w:tcMar>
+            <w:vAlign w:val="center"/>
+          </w:tcPr>
+          <w:p>
+            <w:pPr>
+              <w:spacing w:after="0"/>
+            </w:pPr>
+            <w:r>
+              <w:rPr>
+                <w:color w:val="282C34"/>
+                <w:sz w:val="18"/>
+              </w:rPr>
+              <w:t>Vishay AC03 / Vishay MKP385</w:t>
+            </w:r>
+          </w:p>
+        </w:tc>
+        <w:tc>
+          <w:tcPr>
+            <w:tcW w:type="dxa" w:w="1958"/>
+            <w:shd w:fill="F4F7F9"/>
+            <w:tcMar>
+              <w:top w:w="80" w:type="dxa"/>
+              <w:bottom w:w="80" w:type="dxa"/>
+              <w:left w:w="120" w:type="dxa"/>
+              <w:right w:w="120" w:type="dxa"/>
+            </w:tcMar>
+            <w:vAlign w:val="center"/>
+          </w:tcPr>
+          <w:p>
+            <w:pPr>
+              <w:spacing w:after="0"/>
+            </w:pPr>
+            <w:r>
+              <w:rPr>
+                <w:i/>
+                <w:color w:val="145AA0"/>
+                <w:sz w:val="18"/>
+              </w:rPr>
+              <w:t>R = 47\,k\Omega / 3\,W, C = 2.2\,nF / 630\,V Film</w:t>
+            </w:r>
+          </w:p>
+        </w:tc>
+        <w:tc>
+          <w:tcPr>
+            <w:tcW w:type="dxa" w:w="1958"/>
+            <w:shd w:fill="F4F7F9"/>
+            <w:tcMar>
+              <w:top w:w="80" w:type="dxa"/>
+              <w:bottom w:w="80" w:type="dxa"/>
+              <w:left w:w="120" w:type="dxa"/>
+              <w:right w:w="120" w:type="dxa"/>
+            </w:tcMar>
+            <w:vAlign w:val="center"/>
+          </w:tcPr>
+          <w:p>
+            <w:pPr>
+              <w:spacing w:after="0"/>
+            </w:pPr>
+            <w:r>
+              <w:rPr>
+                <w:color w:val="282C34"/>
+                <w:sz w:val="18"/>
+              </w:rPr>
+              <w:t xml:space="preserve">Clamps leakage spike below </w:t>
+            </w:r>
+            <w:r>
+              <w:rPr>
+                <w:i/>
+                <w:color w:val="145AA0"/>
+                <w:sz w:val="18"/>
+              </w:rPr>
+              <w:t>700\,V</w:t>
+            </w:r>
+            <w:r>
+              <w:rPr>
+                <w:color w:val="282C34"/>
+                <w:sz w:val="18"/>
+              </w:rPr>
+              <w:t xml:space="preserve">; dissipates </w:t>
+            </w:r>
+            <w:r>
+              <w:rPr>
+                <w:i/>
+                <w:color w:val="145AA0"/>
+                <w:sz w:val="18"/>
+              </w:rPr>
+              <w:t>P_{snub \approx 1.8\,W</w:t>
+            </w:r>
+            <w:r>
+              <w:rPr>
+                <w:color w:val="282C34"/>
+                <w:sz w:val="18"/>
+              </w:rPr>
+              <w:t xml:space="preserve"> at full load.</w:t>
+            </w:r>
+          </w:p>
+        </w:tc>
+      </w:tr>
+      <w:tr>
+        <w:tc>
+          <w:tcPr>
+            <w:tcW w:type="dxa" w:w="1958"/>
+            <w:tcMar>
+              <w:top w:w="80" w:type="dxa"/>
+              <w:bottom w:w="80" w:type="dxa"/>
+              <w:left w:w="120" w:type="dxa"/>
+              <w:right w:w="120" w:type="dxa"/>
+            </w:tcMar>
+            <w:vAlign w:val="center"/>
+          </w:tcPr>
+          <w:p>
+            <w:pPr>
+              <w:spacing w:after="0"/>
+            </w:pPr>
+            <w:r>
+              <w:rPr>
+                <w:b/>
+                <w:color w:val="282C34"/>
+                <w:sz w:val="18"/>
+              </w:rPr>
+              <w:t>$D_{sec}$</w:t>
+            </w:r>
+          </w:p>
+        </w:tc>
+        <w:tc>
+          <w:tcPr>
+            <w:tcW w:type="dxa" w:w="1958"/>
+            <w:tcMar>
+              <w:top w:w="80" w:type="dxa"/>
+              <w:bottom w:w="80" w:type="dxa"/>
+              <w:left w:w="120" w:type="dxa"/>
+              <w:right w:w="120" w:type="dxa"/>
+            </w:tcMar>
+            <w:vAlign w:val="center"/>
+          </w:tcPr>
+          <w:p>
+            <w:pPr>
+              <w:spacing w:after="0"/>
+            </w:pPr>
+            <w:r>
+              <w:rPr>
+                <w:color w:val="282C34"/>
+                <w:sz w:val="18"/>
+              </w:rPr>
+              <w:t>Secondary Output Rectifier</w:t>
+            </w:r>
+          </w:p>
+        </w:tc>
+        <w:tc>
+          <w:tcPr>
+            <w:tcW w:type="dxa" w:w="1958"/>
+            <w:tcMar>
+              <w:top w:w="80" w:type="dxa"/>
+              <w:bottom w:w="80" w:type="dxa"/>
+              <w:left w:w="120" w:type="dxa"/>
+              <w:right w:w="120" w:type="dxa"/>
+            </w:tcMar>
+            <w:vAlign w:val="center"/>
+          </w:tcPr>
+          <w:p>
+            <w:pPr>
+              <w:spacing w:after="0"/>
+            </w:pPr>
+            <w:r>
+              <w:rPr>
+                <w:color w:val="282C34"/>
+                <w:sz w:val="18"/>
+              </w:rPr>
+              <w:t>Vishay V30100P</w:t>
+            </w:r>
+          </w:p>
+        </w:tc>
+        <w:tc>
+          <w:tcPr>
+            <w:tcW w:type="dxa" w:w="1958"/>
+            <w:tcMar>
+              <w:top w:w="80" w:type="dxa"/>
+              <w:bottom w:w="80" w:type="dxa"/>
+              <w:left w:w="120" w:type="dxa"/>
+              <w:right w:w="120" w:type="dxa"/>
+            </w:tcMar>
+            <w:vAlign w:val="center"/>
+          </w:tcPr>
+          <w:p>
+            <w:pPr>
+              <w:spacing w:after="0"/>
+            </w:pPr>
+            <w:r>
+              <w:rPr>
+                <w:i/>
+                <w:color w:val="145AA0"/>
+                <w:sz w:val="18"/>
+              </w:rPr>
+              <w:t>V_{RRM = 100\,V, I_F = 30\,A, V_F = 0.52\,V</w:t>
+            </w:r>
+          </w:p>
+        </w:tc>
+        <w:tc>
+          <w:tcPr>
+            <w:tcW w:type="dxa" w:w="1958"/>
+            <w:tcMar>
+              <w:top w:w="80" w:type="dxa"/>
+              <w:bottom w:w="80" w:type="dxa"/>
+              <w:left w:w="120" w:type="dxa"/>
+              <w:right w:w="120" w:type="dxa"/>
+            </w:tcMar>
+            <w:vAlign w:val="center"/>
+          </w:tcPr>
+          <w:p>
+            <w:pPr>
+              <w:spacing w:after="0"/>
+            </w:pPr>
+            <w:r>
+              <w:rPr>
+                <w:color w:val="282C34"/>
+                <w:sz w:val="18"/>
+              </w:rPr>
+              <w:t xml:space="preserve">Trench MOS barrier Schottky handles peak inverse voltage </w:t>
+            </w:r>
+            <w:r>
+              <w:rPr>
+                <w:i/>
+                <w:color w:val="145AA0"/>
+                <w:sz w:val="18"/>
+              </w:rPr>
+              <w:t>V_{PIV = V_o + V_{bulk \cdot (N_s/N_p) = 60\,V</w:t>
+            </w:r>
+            <w:r>
+              <w:rPr>
+                <w:color w:val="282C34"/>
+                <w:sz w:val="18"/>
+              </w:rPr>
+              <w:t>.</w:t>
+            </w:r>
+          </w:p>
+        </w:tc>
+      </w:tr>
+      <w:tr>
+        <w:tc>
+          <w:tcPr>
+            <w:tcW w:type="dxa" w:w="1958"/>
+            <w:shd w:fill="F4F7F9"/>
+            <w:tcMar>
+              <w:top w:w="80" w:type="dxa"/>
+              <w:bottom w:w="80" w:type="dxa"/>
+              <w:left w:w="120" w:type="dxa"/>
+              <w:right w:w="120" w:type="dxa"/>
+            </w:tcMar>
+            <w:vAlign w:val="center"/>
+          </w:tcPr>
+          <w:p>
+            <w:pPr>
+              <w:spacing w:after="0"/>
+            </w:pPr>
+            <w:r>
+              <w:rPr>
+                <w:b/>
+                <w:color w:val="282C34"/>
+                <w:sz w:val="18"/>
+              </w:rPr>
+              <w:t>$C_{out,bulk}$</w:t>
+            </w:r>
+          </w:p>
+        </w:tc>
+        <w:tc>
+          <w:tcPr>
+            <w:tcW w:type="dxa" w:w="1958"/>
+            <w:shd w:fill="F4F7F9"/>
+            <w:tcMar>
+              <w:top w:w="80" w:type="dxa"/>
+              <w:bottom w:w="80" w:type="dxa"/>
+              <w:left w:w="120" w:type="dxa"/>
+              <w:right w:w="120" w:type="dxa"/>
+            </w:tcMar>
+            <w:vAlign w:val="center"/>
+          </w:tcPr>
+          <w:p>
+            <w:pPr>
+              <w:spacing w:after="0"/>
+            </w:pPr>
+            <w:r>
+              <w:rPr>
+                <w:color w:val="282C34"/>
+                <w:sz w:val="18"/>
+              </w:rPr>
+              <w:t>Output Bulk Capacitor</w:t>
+            </w:r>
+          </w:p>
+        </w:tc>
+        <w:tc>
+          <w:tcPr>
+            <w:tcW w:type="dxa" w:w="1958"/>
+            <w:shd w:fill="F4F7F9"/>
+            <w:tcMar>
+              <w:top w:w="80" w:type="dxa"/>
+              <w:bottom w:w="80" w:type="dxa"/>
+              <w:left w:w="120" w:type="dxa"/>
+              <w:right w:w="120" w:type="dxa"/>
+            </w:tcMar>
+            <w:vAlign w:val="center"/>
+          </w:tcPr>
+          <w:p>
+            <w:pPr>
+              <w:spacing w:after="0"/>
+            </w:pPr>
+            <w:r>
+              <w:rPr>
+                <w:color w:val="282C34"/>
+                <w:sz w:val="18"/>
+              </w:rPr>
+              <w:t>Panasonic 25SVPF470M</w:t>
+            </w:r>
+          </w:p>
+        </w:tc>
+        <w:tc>
+          <w:tcPr>
+            <w:tcW w:type="dxa" w:w="1958"/>
+            <w:shd w:fill="F4F7F9"/>
+            <w:tcMar>
+              <w:top w:w="80" w:type="dxa"/>
+              <w:bottom w:w="80" w:type="dxa"/>
+              <w:left w:w="120" w:type="dxa"/>
+              <w:right w:w="120" w:type="dxa"/>
+            </w:tcMar>
+            <w:vAlign w:val="center"/>
+          </w:tcPr>
+          <w:p>
+            <w:pPr>
+              <w:spacing w:after="0"/>
+            </w:pPr>
+            <w:r>
+              <w:rPr>
+                <w:i/>
+                <w:color w:val="145AA0"/>
+                <w:sz w:val="18"/>
+              </w:rPr>
+              <w:t>2 × 470\,µF, 25\,V, OS-CON Polymer, ESR = 10\,m\Omega</w:t>
+            </w:r>
+          </w:p>
+        </w:tc>
+        <w:tc>
+          <w:tcPr>
+            <w:tcW w:type="dxa" w:w="1958"/>
+            <w:shd w:fill="F4F7F9"/>
+            <w:tcMar>
+              <w:top w:w="80" w:type="dxa"/>
+              <w:bottom w:w="80" w:type="dxa"/>
+              <w:left w:w="120" w:type="dxa"/>
+              <w:right w:w="120" w:type="dxa"/>
+            </w:tcMar>
+            <w:vAlign w:val="center"/>
+          </w:tcPr>
+          <w:p>
+            <w:pPr>
+              <w:spacing w:after="0"/>
+            </w:pPr>
+            <w:r>
+              <w:rPr>
+                <w:color w:val="282C34"/>
+                <w:sz w:val="18"/>
+              </w:rPr>
+              <w:t>Absorbs large secondary discontinuous triangular current pulses (</w:t>
+            </w:r>
+            <w:r>
+              <w:rPr>
+                <w:i/>
+                <w:color w:val="145AA0"/>
+                <w:sz w:val="18"/>
+              </w:rPr>
+              <w:t>I_{sec,rms \approx 6.2\,A</w:t>
+            </w:r>
+            <w:r>
+              <w:rPr>
+                <w:color w:val="282C34"/>
+                <w:sz w:val="18"/>
+              </w:rPr>
+              <w:t>).</w:t>
+            </w:r>
+          </w:p>
+        </w:tc>
+      </w:tr>
+      <w:tr>
+        <w:tc>
+          <w:tcPr>
+            <w:tcW w:type="dxa" w:w="1958"/>
+            <w:tcMar>
+              <w:top w:w="80" w:type="dxa"/>
+              <w:bottom w:w="80" w:type="dxa"/>
+              <w:left w:w="120" w:type="dxa"/>
+              <w:right w:w="120" w:type="dxa"/>
+            </w:tcMar>
+            <w:vAlign w:val="center"/>
+          </w:tcPr>
+          <w:p>
+            <w:pPr>
+              <w:spacing w:after="0"/>
+            </w:pPr>
+            <w:r>
+              <w:rPr>
+                <w:b/>
+                <w:color w:val="282C34"/>
+                <w:sz w:val="18"/>
+              </w:rPr>
+              <w:t>$U_1$ (Opto)</w:t>
+            </w:r>
+          </w:p>
+        </w:tc>
+        <w:tc>
+          <w:tcPr>
+            <w:tcW w:type="dxa" w:w="1958"/>
+            <w:tcMar>
+              <w:top w:w="80" w:type="dxa"/>
+              <w:bottom w:w="80" w:type="dxa"/>
+              <w:left w:w="120" w:type="dxa"/>
+              <w:right w:w="120" w:type="dxa"/>
+            </w:tcMar>
+            <w:vAlign w:val="center"/>
+          </w:tcPr>
+          <w:p>
+            <w:pPr>
+              <w:spacing w:after="0"/>
+            </w:pPr>
+            <w:r>
+              <w:rPr>
+                <w:color w:val="282C34"/>
+                <w:sz w:val="18"/>
+              </w:rPr>
+              <w:t>Safety Optocoupler</w:t>
+            </w:r>
+          </w:p>
+        </w:tc>
+        <w:tc>
+          <w:tcPr>
+            <w:tcW w:type="dxa" w:w="1958"/>
+            <w:tcMar>
+              <w:top w:w="80" w:type="dxa"/>
+              <w:bottom w:w="80" w:type="dxa"/>
+              <w:left w:w="120" w:type="dxa"/>
+              <w:right w:w="120" w:type="dxa"/>
+            </w:tcMar>
+            <w:vAlign w:val="center"/>
+          </w:tcPr>
+          <w:p>
+            <w:pPr>
+              <w:spacing w:after="0"/>
+            </w:pPr>
+            <w:r>
+              <w:rPr>
+                <w:color w:val="282C34"/>
+                <w:sz w:val="18"/>
+              </w:rPr>
+              <w:t>Everlight EL817(B)</w:t>
+            </w:r>
+          </w:p>
+        </w:tc>
+        <w:tc>
+          <w:tcPr>
+            <w:tcW w:type="dxa" w:w="1958"/>
+            <w:tcMar>
+              <w:top w:w="80" w:type="dxa"/>
+              <w:bottom w:w="80" w:type="dxa"/>
+              <w:left w:w="120" w:type="dxa"/>
+              <w:right w:w="120" w:type="dxa"/>
+            </w:tcMar>
+            <w:vAlign w:val="center"/>
+          </w:tcPr>
+          <w:p>
+            <w:pPr>
+              <w:spacing w:after="0"/>
+            </w:pPr>
+            <w:r>
+              <w:rPr>
+                <w:i/>
+                <w:color w:val="145AA0"/>
+                <w:sz w:val="18"/>
+              </w:rPr>
+              <w:t>V_{IOTV = 5000\,V_{RMS, CTR = 130\% \dots 260\%</w:t>
+            </w:r>
+          </w:p>
+        </w:tc>
+        <w:tc>
+          <w:tcPr>
+            <w:tcW w:type="dxa" w:w="1958"/>
+            <w:tcMar>
+              <w:top w:w="80" w:type="dxa"/>
+              <w:bottom w:w="80" w:type="dxa"/>
+              <w:left w:w="120" w:type="dxa"/>
+              <w:right w:w="120" w:type="dxa"/>
+            </w:tcMar>
+            <w:vAlign w:val="center"/>
+          </w:tcPr>
+          <w:p>
+            <w:pPr>
+              <w:spacing w:after="0"/>
+            </w:pPr>
+            <w:r>
+              <w:rPr>
+                <w:color w:val="282C34"/>
+                <w:sz w:val="18"/>
+              </w:rPr>
+              <w:t>Connects isolated output error amplifier to primary PWM controller across safety barrier.</w:t>
+            </w:r>
+          </w:p>
+        </w:tc>
+      </w:tr>
+      <w:tr>
+        <w:tc>
+          <w:tcPr>
+            <w:tcW w:type="dxa" w:w="1958"/>
+            <w:shd w:fill="F4F7F9"/>
+            <w:tcMar>
+              <w:top w:w="80" w:type="dxa"/>
+              <w:bottom w:w="80" w:type="dxa"/>
+              <w:left w:w="120" w:type="dxa"/>
+              <w:right w:w="120" w:type="dxa"/>
+            </w:tcMar>
+            <w:vAlign w:val="center"/>
+          </w:tcPr>
+          <w:p>
+            <w:pPr>
+              <w:spacing w:after="0"/>
+            </w:pPr>
+            <w:r>
+              <w:rPr>
+                <w:b/>
+                <w:color w:val="282C34"/>
+                <w:sz w:val="18"/>
+              </w:rPr>
+              <w:t>$U_2$ (Ref)</w:t>
+            </w:r>
+          </w:p>
+        </w:tc>
+        <w:tc>
+          <w:tcPr>
+            <w:tcW w:type="dxa" w:w="1958"/>
+            <w:shd w:fill="F4F7F9"/>
+            <w:tcMar>
+              <w:top w:w="80" w:type="dxa"/>
+              <w:bottom w:w="80" w:type="dxa"/>
+              <w:left w:w="120" w:type="dxa"/>
+              <w:right w:w="120" w:type="dxa"/>
+            </w:tcMar>
+            <w:vAlign w:val="center"/>
+          </w:tcPr>
+          <w:p>
+            <w:pPr>
+              <w:spacing w:after="0"/>
+            </w:pPr>
+            <w:r>
+              <w:rPr>
+                <w:color w:val="282C34"/>
+                <w:sz w:val="18"/>
+              </w:rPr>
+              <w:t>Precision Shunt Reference</w:t>
+            </w:r>
+          </w:p>
+        </w:tc>
+        <w:tc>
+          <w:tcPr>
+            <w:tcW w:type="dxa" w:w="1958"/>
+            <w:shd w:fill="F4F7F9"/>
+            <w:tcMar>
+              <w:top w:w="80" w:type="dxa"/>
+              <w:bottom w:w="80" w:type="dxa"/>
+              <w:left w:w="120" w:type="dxa"/>
+              <w:right w:w="120" w:type="dxa"/>
+            </w:tcMar>
+            <w:vAlign w:val="center"/>
+          </w:tcPr>
+          <w:p>
+            <w:pPr>
+              <w:spacing w:after="0"/>
+            </w:pPr>
+            <w:r>
+              <w:rPr>
+                <w:color w:val="282C34"/>
+                <w:sz w:val="18"/>
+              </w:rPr>
+              <w:t>TI TL431AQDBZR</w:t>
+            </w:r>
+          </w:p>
+        </w:tc>
+        <w:tc>
+          <w:tcPr>
+            <w:tcW w:type="dxa" w:w="1958"/>
+            <w:shd w:fill="F4F7F9"/>
+            <w:tcMar>
+              <w:top w:w="80" w:type="dxa"/>
+              <w:bottom w:w="80" w:type="dxa"/>
+              <w:left w:w="120" w:type="dxa"/>
+              <w:right w:w="120" w:type="dxa"/>
+            </w:tcMar>
+            <w:vAlign w:val="center"/>
+          </w:tcPr>
+          <w:p>
+            <w:pPr>
+              <w:spacing w:after="0"/>
+            </w:pPr>
+            <w:r>
+              <w:rPr>
+                <w:i/>
+                <w:color w:val="145AA0"/>
+                <w:sz w:val="18"/>
+              </w:rPr>
+              <w:t>V_{ref = 2.495\,V ± 0.5\%, I_k = 1\,mA \dots 100\,mA</w:t>
+            </w:r>
+          </w:p>
+        </w:tc>
+        <w:tc>
+          <w:tcPr>
+            <w:tcW w:type="dxa" w:w="1958"/>
+            <w:shd w:fill="F4F7F9"/>
+            <w:tcMar>
+              <w:top w:w="80" w:type="dxa"/>
+              <w:bottom w:w="80" w:type="dxa"/>
+              <w:left w:w="120" w:type="dxa"/>
+              <w:right w:w="120" w:type="dxa"/>
+            </w:tcMar>
+            <w:vAlign w:val="center"/>
+          </w:tcPr>
+          <w:p>
+            <w:pPr>
+              <w:spacing w:after="0"/>
+            </w:pPr>
+            <w:r>
+              <w:rPr>
+                <w:color w:val="282C34"/>
+                <w:sz w:val="18"/>
+              </w:rPr>
+              <w:t>Closes voltage loop with high gain; includes Type-II compensation across Cathode and Ref.</w:t>
+            </w:r>
+          </w:p>
+        </w:tc>
+      </w:tr>
+      <w:tr>
+        <w:tc>
+          <w:tcPr>
+            <w:tcW w:type="dxa" w:w="1958"/>
+            <w:tcMar>
+              <w:top w:w="80" w:type="dxa"/>
+              <w:bottom w:w="80" w:type="dxa"/>
+              <w:left w:w="120" w:type="dxa"/>
+              <w:right w:w="120" w:type="dxa"/>
+            </w:tcMar>
+            <w:vAlign w:val="center"/>
+          </w:tcPr>
+          <w:p>
+            <w:pPr>
+              <w:spacing w:after="0"/>
+            </w:pPr>
+            <w:r>
+              <w:rPr>
+                <w:b/>
+                <w:color w:val="282C34"/>
+                <w:sz w:val="18"/>
+              </w:rPr>
+              <w:t>$C_{Y1}$</w:t>
+            </w:r>
+          </w:p>
+        </w:tc>
+        <w:tc>
+          <w:tcPr>
+            <w:tcW w:type="dxa" w:w="1958"/>
+            <w:tcMar>
+              <w:top w:w="80" w:type="dxa"/>
+              <w:bottom w:w="80" w:type="dxa"/>
+              <w:left w:w="120" w:type="dxa"/>
+              <w:right w:w="120" w:type="dxa"/>
+            </w:tcMar>
+            <w:vAlign w:val="center"/>
+          </w:tcPr>
+          <w:p>
+            <w:pPr>
+              <w:spacing w:after="0"/>
+            </w:pPr>
+            <w:r>
+              <w:rPr>
+                <w:color w:val="282C34"/>
+                <w:sz w:val="18"/>
+              </w:rPr>
+              <w:t>Safety Y1 Barrier Cap</w:t>
+            </w:r>
+          </w:p>
+        </w:tc>
+        <w:tc>
+          <w:tcPr>
+            <w:tcW w:type="dxa" w:w="1958"/>
+            <w:tcMar>
+              <w:top w:w="80" w:type="dxa"/>
+              <w:bottom w:w="80" w:type="dxa"/>
+              <w:left w:w="120" w:type="dxa"/>
+              <w:right w:w="120" w:type="dxa"/>
+            </w:tcMar>
+            <w:vAlign w:val="center"/>
+          </w:tcPr>
+          <w:p>
+            <w:pPr>
+              <w:spacing w:after="0"/>
+            </w:pPr>
+            <w:r>
+              <w:rPr>
+                <w:color w:val="282C34"/>
+                <w:sz w:val="18"/>
+              </w:rPr>
+              <w:t>Murata DE1E3KX222MA4BP01F</w:t>
+            </w:r>
+          </w:p>
+        </w:tc>
+        <w:tc>
+          <w:tcPr>
+            <w:tcW w:type="dxa" w:w="1958"/>
+            <w:tcMar>
+              <w:top w:w="80" w:type="dxa"/>
+              <w:bottom w:w="80" w:type="dxa"/>
+              <w:left w:w="120" w:type="dxa"/>
+              <w:right w:w="120" w:type="dxa"/>
+            </w:tcMar>
+            <w:vAlign w:val="center"/>
+          </w:tcPr>
+          <w:p>
+            <w:pPr>
+              <w:spacing w:after="0"/>
+            </w:pPr>
+            <w:r>
+              <w:rPr>
+                <w:i/>
+                <w:color w:val="145AA0"/>
+                <w:sz w:val="18"/>
+              </w:rPr>
+              <w:t>2.2\,nF, 400\,V_{AC, Class Y1 (Reinforced)</w:t>
+            </w:r>
+          </w:p>
+        </w:tc>
+        <w:tc>
+          <w:tcPr>
+            <w:tcW w:type="dxa" w:w="1958"/>
+            <w:tcMar>
+              <w:top w:w="80" w:type="dxa"/>
+              <w:bottom w:w="80" w:type="dxa"/>
+              <w:left w:w="120" w:type="dxa"/>
+              <w:right w:w="120" w:type="dxa"/>
+            </w:tcMar>
+            <w:vAlign w:val="center"/>
+          </w:tcPr>
+          <w:p>
+            <w:pPr>
+              <w:spacing w:after="0"/>
+            </w:pPr>
+            <w:r>
+              <w:rPr>
+                <w:color w:val="282C34"/>
+                <w:sz w:val="18"/>
+              </w:rPr>
+              <w:t>Provides low-impedance return path for common-mode displacement currents; minimizes EMI emissions.</w:t>
             </w:r>
           </w:p>
         </w:tc>

--- a/vvdn/converters/dc-dc/isolated/flyback-converter.docx
+++ b/vvdn/converters/dc-dc/isolated/flyback-converter.docx
@@ -586,18 +586,10 @@
             </w:pPr>
             <w:r>
               <w:rPr>
-                <w:i/>
-                <w:color w:val="145AA0"/>
-                <w:sz w:val="18"/>
-              </w:rPr>
-              <w:t>C_{bulk</w:t>
-            </w:r>
-            <w:r>
-              <w:rPr>
                 <w:color w:val="282C34"/>
                 <w:sz w:val="18"/>
               </w:rPr>
-              <w:t xml:space="preserve"> (+), Transformer Primary Pin 1, RCD Snubber</w:t>
+              <w:t>C_bulk (+), Transformer Primary Pin 1, RCD Snubber</w:t>
             </w:r>
           </w:p>
         </w:tc>
@@ -645,22 +637,7 @@
                 <w:color w:val="282C34"/>
                 <w:sz w:val="18"/>
               </w:rPr>
-              <w:t>Trace clearance must satisfy IEC 62368-1 high-voltage spacing (</w:t>
-            </w:r>
-            <w:r>
-              <w:rPr>
-                <w:i/>
-                <w:color w:val="145AA0"/>
-                <w:sz w:val="18"/>
-              </w:rPr>
-              <w:t>≥ 2.5\,mm</w:t>
-            </w:r>
-            <w:r>
-              <w:rPr>
-                <w:color w:val="282C34"/>
-                <w:sz w:val="18"/>
-              </w:rPr>
-              <w:t>).</w:t>
+              <w:t>Trace clearance must satisfy IEC 62368-1 high-voltage spacing (&gt;= 2.5 mm).</w:t>
             </w:r>
           </w:p>
         </w:tc>
@@ -735,33 +712,10 @@
             </w:pPr>
             <w:r>
               <w:rPr>
-                <w:i/>
-                <w:color w:val="145AA0"/>
-                <w:sz w:val="18"/>
-              </w:rPr>
-              <w:t>Q_1</w:t>
-            </w:r>
-            <w:r>
-              <w:rPr>
                 <w:color w:val="282C34"/>
                 <w:sz w:val="18"/>
               </w:rPr>
-              <w:t xml:space="preserve"> Drain, Diode </w:t>
-            </w:r>
-            <w:r>
-              <w:rPr>
-                <w:i/>
-                <w:color w:val="145AA0"/>
-                <w:sz w:val="18"/>
-              </w:rPr>
-              <w:t>D_{snub</w:t>
-            </w:r>
-            <w:r>
-              <w:rPr>
-                <w:color w:val="282C34"/>
-                <w:sz w:val="18"/>
-              </w:rPr>
-              <w:t xml:space="preserve"> Cathode</w:t>
+              <w:t>Q_1 Drain, Diode D_snub Cathode</w:t>
             </w:r>
           </w:p>
         </w:tc>
@@ -786,22 +740,7 @@
                 <w:color w:val="282C34"/>
                 <w:sz w:val="18"/>
               </w:rPr>
-              <w:t>Primary switching node (</w:t>
-            </w:r>
-            <w:r>
-              <w:rPr>
-                <w:i/>
-                <w:color w:val="145AA0"/>
-                <w:sz w:val="18"/>
-              </w:rPr>
-              <w:t>0\,V \dots 650\,V</w:t>
-            </w:r>
-            <w:r>
-              <w:rPr>
-                <w:color w:val="282C34"/>
-                <w:sz w:val="18"/>
-              </w:rPr>
-              <w:t>)</w:t>
+              <w:t>Primary switching node (0 V ... 650 V)</w:t>
             </w:r>
           </w:p>
         </w:tc>
@@ -826,37 +765,7 @@
                 <w:color w:val="282C34"/>
                 <w:sz w:val="18"/>
               </w:rPr>
-              <w:t xml:space="preserve">Keep copper loop from Primary Pin 2 through </w:t>
-            </w:r>
-            <w:r>
-              <w:rPr>
-                <w:i/>
-                <w:color w:val="145AA0"/>
-                <w:sz w:val="18"/>
-              </w:rPr>
-              <w:t>D_{snub</w:t>
-            </w:r>
-            <w:r>
-              <w:rPr>
-                <w:color w:val="282C34"/>
-                <w:sz w:val="18"/>
-              </w:rPr>
-              <w:t xml:space="preserve"> and </w:t>
-            </w:r>
-            <w:r>
-              <w:rPr>
-                <w:i/>
-                <w:color w:val="145AA0"/>
-                <w:sz w:val="18"/>
-              </w:rPr>
-              <w:t>C_{snub</w:t>
-            </w:r>
-            <w:r>
-              <w:rPr>
-                <w:color w:val="282C34"/>
-                <w:sz w:val="18"/>
-              </w:rPr>
-              <w:t xml:space="preserve"> extremely short to suppress leakage ringing.</w:t>
+              <w:t>Keep copper loop from Primary Pin 2 through D_snub and C_snub extremely short to suppress leakage ringing.</w:t>
             </w:r>
           </w:p>
         </w:tc>
@@ -904,18 +813,10 @@
             </w:pPr>
             <w:r>
               <w:rPr>
-                <w:i/>
-                <w:color w:val="145AA0"/>
-                <w:sz w:val="18"/>
-              </w:rPr>
-              <w:t>Q_1</w:t>
-            </w:r>
-            <w:r>
-              <w:rPr>
                 <w:color w:val="282C34"/>
                 <w:sz w:val="18"/>
               </w:rPr>
-              <w:t xml:space="preserve"> Source</w:t>
+              <w:t>Q_1 Source</w:t>
             </w:r>
           </w:p>
         </w:tc>
@@ -939,37 +840,7 @@
                 <w:color w:val="282C34"/>
                 <w:sz w:val="18"/>
               </w:rPr>
-              <w:t xml:space="preserve">Sense Resistor </w:t>
-            </w:r>
-            <w:r>
-              <w:rPr>
-                <w:i/>
-                <w:color w:val="145AA0"/>
-                <w:sz w:val="18"/>
-              </w:rPr>
-              <w:t>R_{sense</w:t>
-            </w:r>
-            <w:r>
-              <w:rPr>
-                <w:color w:val="282C34"/>
-                <w:sz w:val="18"/>
-              </w:rPr>
-              <w:t xml:space="preserve"> Top Pad, </w:t>
-            </w:r>
-            <w:r>
-              <w:rPr>
-                <w:i/>
-                <w:color w:val="145AA0"/>
-                <w:sz w:val="18"/>
-              </w:rPr>
-              <w:t>R_{cs</w:t>
-            </w:r>
-            <w:r>
-              <w:rPr>
-                <w:color w:val="282C34"/>
-                <w:sz w:val="18"/>
-              </w:rPr>
-              <w:t xml:space="preserve"> Filter</w:t>
+              <w:t>Sense Resistor R_sense Top Pad, R_cs Filter</w:t>
             </w:r>
           </w:p>
         </w:tc>
@@ -1070,22 +941,7 @@
                 <w:color w:val="282C34"/>
                 <w:sz w:val="18"/>
               </w:rPr>
-              <w:t xml:space="preserve">Aux Winding </w:t>
-            </w:r>
-            <w:r>
-              <w:rPr>
-                <w:i/>
-                <w:color w:val="145AA0"/>
-                <w:sz w:val="18"/>
-              </w:rPr>
-              <w:t>N_{aux</w:t>
-            </w:r>
-            <w:r>
-              <w:rPr>
-                <w:color w:val="282C34"/>
-                <w:sz w:val="18"/>
-              </w:rPr>
-              <w:t xml:space="preserve"> Pin 2</w:t>
+              <w:t>Aux Winding N_aux Pin 2</w:t>
             </w:r>
           </w:p>
         </w:tc>
@@ -1110,37 +966,7 @@
                 <w:color w:val="282C34"/>
                 <w:sz w:val="18"/>
               </w:rPr>
-              <w:t xml:space="preserve">Diode </w:t>
-            </w:r>
-            <w:r>
-              <w:rPr>
-                <w:i/>
-                <w:color w:val="145AA0"/>
-                <w:sz w:val="18"/>
-              </w:rPr>
-              <w:t>D_{aux</w:t>
-            </w:r>
-            <w:r>
-              <w:rPr>
-                <w:color w:val="282C34"/>
-                <w:sz w:val="18"/>
-              </w:rPr>
-              <w:t xml:space="preserve"> Anode -&gt; </w:t>
-            </w:r>
-            <w:r>
-              <w:rPr>
-                <w:i/>
-                <w:color w:val="145AA0"/>
-                <w:sz w:val="18"/>
-              </w:rPr>
-              <w:t>C_{aux</w:t>
-            </w:r>
-            <w:r>
-              <w:rPr>
-                <w:color w:val="282C34"/>
-                <w:sz w:val="18"/>
-              </w:rPr>
-              <w:t xml:space="preserve"> (+), Controller VCC</w:t>
+              <w:t>Diode D_aux Anode -&gt; C_aux (+), Controller VCC</w:t>
             </w:r>
           </w:p>
         </w:tc>
@@ -1190,37 +1016,7 @@
                 <w:color w:val="282C34"/>
                 <w:sz w:val="18"/>
               </w:rPr>
-              <w:t xml:space="preserve">Delivers steady </w:t>
-            </w:r>
-            <w:r>
-              <w:rPr>
-                <w:i/>
-                <w:color w:val="145AA0"/>
-                <w:sz w:val="18"/>
-              </w:rPr>
-              <w:t>+14\,V</w:t>
-            </w:r>
-            <w:r>
-              <w:rPr>
-                <w:color w:val="282C34"/>
-                <w:sz w:val="18"/>
-              </w:rPr>
-              <w:t xml:space="preserve"> DC to controller after initial startup resistor charges </w:t>
-            </w:r>
-            <w:r>
-              <w:rPr>
-                <w:i/>
-                <w:color w:val="145AA0"/>
-                <w:sz w:val="18"/>
-              </w:rPr>
-              <w:t>C_{aux</w:t>
-            </w:r>
-            <w:r>
-              <w:rPr>
-                <w:color w:val="282C34"/>
-                <w:sz w:val="18"/>
-              </w:rPr>
-              <w:t>.</w:t>
+              <w:t>Delivers steady +14 V DC to controller after initial startup resistor charges C_aux.</w:t>
             </w:r>
           </w:p>
         </w:tc>
@@ -1396,22 +1192,7 @@
                 <w:color w:val="282C34"/>
                 <w:sz w:val="18"/>
               </w:rPr>
-              <w:t xml:space="preserve">Diode </w:t>
-            </w:r>
-            <w:r>
-              <w:rPr>
-                <w:i/>
-                <w:color w:val="145AA0"/>
-                <w:sz w:val="18"/>
-              </w:rPr>
-              <w:t>D_{sec</w:t>
-            </w:r>
-            <w:r>
-              <w:rPr>
-                <w:color w:val="282C34"/>
-                <w:sz w:val="18"/>
-              </w:rPr>
-              <w:t xml:space="preserve"> Cathode</w:t>
+              <w:t>Diode D_sec Cathode</w:t>
             </w:r>
           </w:p>
         </w:tc>
@@ -1433,26 +1214,10 @@
             </w:pPr>
             <w:r>
               <w:rPr>
-                <w:i/>
-                <w:color w:val="145AA0"/>
-                <w:sz w:val="18"/>
-              </w:rPr>
-              <w:t>C_{out</w:t>
-            </w:r>
-            <w:r>
-              <w:rPr>
                 <w:color w:val="282C34"/>
                 <w:sz w:val="18"/>
               </w:rPr>
-              <w:t xml:space="preserve"> bank (+), Opto Pullup, Feedback </w:t>
-            </w:r>
-            <w:r>
-              <w:rPr>
-                <w:i/>
-                <w:color w:val="145AA0"/>
-                <w:sz w:val="18"/>
-              </w:rPr>
-              <w:t>R_{fb1</w:t>
+              <w:t>C_out bank (+), Opto Pullup, Feedback R_fb1</w:t>
             </w:r>
           </w:p>
         </w:tc>
@@ -1502,22 +1267,7 @@
                 <w:color w:val="282C34"/>
                 <w:sz w:val="18"/>
               </w:rPr>
-              <w:t>Complies with Safety Extra Low Voltage limits (</w:t>
-            </w:r>
-            <w:r>
-              <w:rPr>
-                <w:i/>
-                <w:color w:val="145AA0"/>
-                <w:sz w:val="18"/>
-              </w:rPr>
-              <w:t>&lt; 60\,V</w:t>
-            </w:r>
-            <w:r>
-              <w:rPr>
-                <w:color w:val="282C34"/>
-                <w:sz w:val="18"/>
-              </w:rPr>
-              <w:t xml:space="preserve"> DC touchable).</w:t>
+              <w:t>Complies with Safety Extra Low Voltage limits (&lt; 60 V DC touchable).</w:t>
             </w:r>
           </w:p>
         </w:tc>
@@ -1568,22 +1318,7 @@
                 <w:color w:val="282C34"/>
                 <w:sz w:val="18"/>
               </w:rPr>
-              <w:t xml:space="preserve">Divider </w:t>
-            </w:r>
-            <w:r>
-              <w:rPr>
-                <w:i/>
-                <w:color w:val="145AA0"/>
-                <w:sz w:val="18"/>
-              </w:rPr>
-              <w:t>R_{fb1/R_{fb2</w:t>
-            </w:r>
-            <w:r>
-              <w:rPr>
-                <w:color w:val="282C34"/>
-                <w:sz w:val="18"/>
-              </w:rPr>
-              <w:t xml:space="preserve"> Node</w:t>
+              <w:t>Divider R_fb1/R_fb2 Node</w:t>
             </w:r>
           </w:p>
         </w:tc>
@@ -1655,22 +1390,7 @@
                 <w:color w:val="282C34"/>
                 <w:sz w:val="18"/>
               </w:rPr>
-              <w:t>Precision reference node (</w:t>
-            </w:r>
-            <w:r>
-              <w:rPr>
-                <w:i/>
-                <w:color w:val="145AA0"/>
-                <w:sz w:val="18"/>
-              </w:rPr>
-              <w:t>2.500\,V</w:t>
-            </w:r>
-            <w:r>
-              <w:rPr>
-                <w:color w:val="282C34"/>
-                <w:sz w:val="18"/>
-              </w:rPr>
-              <w:t>); TL431 sinks cathode current to drive Opto LED.</w:t>
+              <w:t>Precision reference node (2.500 V); TL431 sinks cathode current to drive Opto LED.</w:t>
             </w:r>
           </w:p>
         </w:tc>
@@ -1748,22 +1468,7 @@
                 <w:color w:val="282C34"/>
                 <w:sz w:val="18"/>
               </w:rPr>
-              <w:t xml:space="preserve">Safety Capacitor </w:t>
-            </w:r>
-            <w:r>
-              <w:rPr>
-                <w:i/>
-                <w:color w:val="145AA0"/>
-                <w:sz w:val="18"/>
-              </w:rPr>
-              <w:t>C_{Y1</w:t>
-            </w:r>
-            <w:r>
-              <w:rPr>
-                <w:color w:val="282C34"/>
-                <w:sz w:val="18"/>
-              </w:rPr>
-              <w:t xml:space="preserve"> bridging barrier</w:t>
+              <w:t>Safety Capacitor C_Y1 bridging barrier</w:t>
             </w:r>
           </w:p>
         </w:tc>
@@ -1813,22 +1518,7 @@
                 <w:color w:val="282C34"/>
                 <w:sz w:val="18"/>
               </w:rPr>
-              <w:t xml:space="preserve">Minimum </w:t>
-            </w:r>
-            <w:r>
-              <w:rPr>
-                <w:i/>
-                <w:color w:val="145AA0"/>
-                <w:sz w:val="18"/>
-              </w:rPr>
-              <w:t>6.4\,mm</w:t>
-            </w:r>
-            <w:r>
-              <w:rPr>
-                <w:color w:val="282C34"/>
-                <w:sz w:val="18"/>
-              </w:rPr>
-              <w:t xml:space="preserve"> creepage slot milled through PCB laminate beneath optocoupler and transformer.</w:t>
+              <w:t>Minimum 6.4 mm creepage slot milled through PCB laminate beneath optocoupler and transformer.</w:t>
             </w:r>
           </w:p>
         </w:tc>
@@ -2023,7 +1713,7 @@
                 <w:color w:val="282C34"/>
                 <w:sz w:val="18"/>
               </w:rPr>
-              <w:t>$Q_1$</w:t>
+              <w:t>Q_1</w:t>
             </w:r>
           </w:p>
         </w:tc>
@@ -2092,11 +1782,10 @@
             </w:pPr>
             <w:r>
               <w:rPr>
-                <w:i/>
-                <w:color w:val="145AA0"/>
+                <w:color w:val="282C34"/>
                 <w:sz w:val="18"/>
               </w:rPr>
-              <w:t>V_{DS = 800\,V, I_D = 17\,A, R_{DS(on) = 290\,m\Omega, Q_g = 23\,nC</w:t>
+              <w:t>V_DS = 800 V, I_D = 17 A, R_DS(on) = 290 mΩ, Q_g = 23 nC</w:t>
             </w:r>
           </w:p>
         </w:tc>
@@ -2117,33 +1806,10 @@
             </w:pPr>
             <w:r>
               <w:rPr>
-                <w:i/>
-                <w:color w:val="145AA0"/>
-                <w:sz w:val="18"/>
-              </w:rPr>
-              <w:t>800\,V</w:t>
-            </w:r>
-            <w:r>
-              <w:rPr>
                 <w:color w:val="282C34"/>
                 <w:sz w:val="18"/>
               </w:rPr>
-              <w:t xml:space="preserve"> rating absorbs </w:t>
-            </w:r>
-            <w:r>
-              <w:rPr>
-                <w:i/>
-                <w:color w:val="145AA0"/>
-                <w:sz w:val="18"/>
-              </w:rPr>
-              <w:t>V_{bulk,max + V_{reflect + V_{spike = 375\,V + 96\,V + 150\,V = 621\,V</w:t>
-            </w:r>
-            <w:r>
-              <w:rPr>
-                <w:color w:val="282C34"/>
-                <w:sz w:val="18"/>
-              </w:rPr>
-              <w:t>.</w:t>
+              <w:t>800 V rating absorbs V_bulk,max + V_reflect + V_spike = 375 V + 96 V + 150 V = 621 V.</w:t>
             </w:r>
           </w:p>
         </w:tc>
@@ -2171,7 +1837,7 @@
                 <w:color w:val="282C34"/>
                 <w:sz w:val="18"/>
               </w:rPr>
-              <w:t>$T_1$</w:t>
+              <w:t>T_1</w:t>
             </w:r>
           </w:p>
         </w:tc>
@@ -2243,11 +1909,10 @@
             </w:pPr>
             <w:r>
               <w:rPr>
-                <w:i/>
-                <w:color w:val="145AA0"/>
+                <w:color w:val="282C34"/>
                 <w:sz w:val="18"/>
               </w:rPr>
-              <w:t>L_p = 220\,µH, N_p:N_s:N_{aux = 48:6:7, L_{lk &lt; 4.0\,µH</w:t>
+              <w:t>L_p = 220 µH, N_p:N_s:N_aux = 48:6:7, L_lk &lt; 4.0 µH</w:t>
             </w:r>
           </w:p>
         </w:tc>
@@ -2272,22 +1937,7 @@
                 <w:color w:val="282C34"/>
                 <w:sz w:val="18"/>
               </w:rPr>
-              <w:t xml:space="preserve">Gapped core prevents magnetic saturation at </w:t>
-            </w:r>
-            <w:r>
-              <w:rPr>
-                <w:i/>
-                <w:color w:val="145AA0"/>
-                <w:sz w:val="18"/>
-              </w:rPr>
-              <w:t>I_{pk = 2.4\,A</w:t>
-            </w:r>
-            <w:r>
-              <w:rPr>
-                <w:color w:val="282C34"/>
-                <w:sz w:val="18"/>
-              </w:rPr>
-              <w:t>; triple-insulated wire (TIW) for secondary.</w:t>
+              <w:t>Gapped core prevents magnetic saturation at I_pk = 2.4 A; triple-insulated wire (TIW) for secondary.</w:t>
             </w:r>
           </w:p>
         </w:tc>
@@ -2314,7 +1964,7 @@
                 <w:color w:val="282C34"/>
                 <w:sz w:val="18"/>
               </w:rPr>
-              <w:t>$D_{snub}$</w:t>
+              <w:t>D_snub</w:t>
             </w:r>
           </w:p>
         </w:tc>
@@ -2383,11 +2033,10 @@
             </w:pPr>
             <w:r>
               <w:rPr>
-                <w:i/>
-                <w:color w:val="145AA0"/>
+                <w:color w:val="282C34"/>
                 <w:sz w:val="18"/>
               </w:rPr>
-              <w:t>V_{RRM = 1000\,V, I_F = 1\,A, t_{rr &lt; 75\,ns, C_j = 15\,pF</w:t>
+              <w:t>V_RRM = 1000 V, I_F = 1 A, t_rr &lt; 75 ns, C_j = 15 pF</w:t>
             </w:r>
           </w:p>
         </w:tc>
@@ -2411,22 +2060,7 @@
                 <w:color w:val="282C34"/>
                 <w:sz w:val="18"/>
               </w:rPr>
-              <w:t xml:space="preserve">Fast recovery prevents reverse charge dumping into </w:t>
-            </w:r>
-            <w:r>
-              <w:rPr>
-                <w:i/>
-                <w:color w:val="145AA0"/>
-                <w:sz w:val="18"/>
-              </w:rPr>
-              <w:t>C_{snub</w:t>
-            </w:r>
-            <w:r>
-              <w:rPr>
-                <w:color w:val="282C34"/>
-                <w:sz w:val="18"/>
-              </w:rPr>
-              <w:t>.</w:t>
+              <w:t>Fast recovery prevents reverse charge dumping into C_snub.</w:t>
             </w:r>
           </w:p>
         </w:tc>
@@ -2454,7 +2088,7 @@
                 <w:color w:val="282C34"/>
                 <w:sz w:val="18"/>
               </w:rPr>
-              <w:t>$R_{snub}, C_{snub}$</w:t>
+              <w:t>R_snub, C_snub</w:t>
             </w:r>
           </w:p>
         </w:tc>
@@ -2526,11 +2160,10 @@
             </w:pPr>
             <w:r>
               <w:rPr>
-                <w:i/>
-                <w:color w:val="145AA0"/>
+                <w:color w:val="282C34"/>
                 <w:sz w:val="18"/>
               </w:rPr>
-              <w:t>R = 47\,k\Omega / 3\,W, C = 2.2\,nF / 630\,V Film</w:t>
+              <w:t>R = 47 kΩ / 3 W, C = 2.2 nF / 630 V Film</w:t>
             </w:r>
           </w:p>
         </w:tc>
@@ -2555,37 +2188,7 @@
                 <w:color w:val="282C34"/>
                 <w:sz w:val="18"/>
               </w:rPr>
-              <w:t xml:space="preserve">Clamps leakage spike below </w:t>
-            </w:r>
-            <w:r>
-              <w:rPr>
-                <w:i/>
-                <w:color w:val="145AA0"/>
-                <w:sz w:val="18"/>
-              </w:rPr>
-              <w:t>700\,V</w:t>
-            </w:r>
-            <w:r>
-              <w:rPr>
-                <w:color w:val="282C34"/>
-                <w:sz w:val="18"/>
-              </w:rPr>
-              <w:t xml:space="preserve">; dissipates </w:t>
-            </w:r>
-            <w:r>
-              <w:rPr>
-                <w:i/>
-                <w:color w:val="145AA0"/>
-                <w:sz w:val="18"/>
-              </w:rPr>
-              <w:t>P_{snub \approx 1.8\,W</w:t>
-            </w:r>
-            <w:r>
-              <w:rPr>
-                <w:color w:val="282C34"/>
-                <w:sz w:val="18"/>
-              </w:rPr>
-              <w:t xml:space="preserve"> at full load.</w:t>
+              <w:t>Clamps leakage spike below 700 V; dissipates P_snub ≈ 1.8 W at full load.</w:t>
             </w:r>
           </w:p>
         </w:tc>
@@ -2612,7 +2215,7 @@
                 <w:color w:val="282C34"/>
                 <w:sz w:val="18"/>
               </w:rPr>
-              <w:t>$D_{sec}$</w:t>
+              <w:t>D_sec</w:t>
             </w:r>
           </w:p>
         </w:tc>
@@ -2681,11 +2284,10 @@
             </w:pPr>
             <w:r>
               <w:rPr>
-                <w:i/>
-                <w:color w:val="145AA0"/>
+                <w:color w:val="282C34"/>
                 <w:sz w:val="18"/>
               </w:rPr>
-              <w:t>V_{RRM = 100\,V, I_F = 30\,A, V_F = 0.52\,V</w:t>
+              <w:t>V_RRM = 100 V, I_F = 30 A, V_F = 0.52 V</w:t>
             </w:r>
           </w:p>
         </w:tc>
@@ -2709,22 +2311,7 @@
                 <w:color w:val="282C34"/>
                 <w:sz w:val="18"/>
               </w:rPr>
-              <w:t xml:space="preserve">Trench MOS barrier Schottky handles peak inverse voltage </w:t>
-            </w:r>
-            <w:r>
-              <w:rPr>
-                <w:i/>
-                <w:color w:val="145AA0"/>
-                <w:sz w:val="18"/>
-              </w:rPr>
-              <w:t>V_{PIV = V_o + V_{bulk \cdot (N_s/N_p) = 60\,V</w:t>
-            </w:r>
-            <w:r>
-              <w:rPr>
-                <w:color w:val="282C34"/>
-                <w:sz w:val="18"/>
-              </w:rPr>
-              <w:t>.</w:t>
+              <w:t>Trench MOS barrier Schottky handles peak inverse voltage V_PIV = V_o + V_bulk * (N_s/N_p) = 60 V.</w:t>
             </w:r>
           </w:p>
         </w:tc>
@@ -2752,7 +2339,7 @@
                 <w:color w:val="282C34"/>
                 <w:sz w:val="18"/>
               </w:rPr>
-              <w:t>$C_{out,bulk}$</w:t>
+              <w:t>C_out,bulk</w:t>
             </w:r>
           </w:p>
         </w:tc>
@@ -2824,11 +2411,10 @@
             </w:pPr>
             <w:r>
               <w:rPr>
-                <w:i/>
-                <w:color w:val="145AA0"/>
+                <w:color w:val="282C34"/>
                 <w:sz w:val="18"/>
               </w:rPr>
-              <w:t>2 × 470\,µF, 25\,V, OS-CON Polymer, ESR = 10\,m\Omega</w:t>
+              <w:t>2 * 470 µF, 25 V, OS-CON Polymer, ESR = 10 mΩ</w:t>
             </w:r>
           </w:p>
         </w:tc>
@@ -2853,22 +2439,7 @@
                 <w:color w:val="282C34"/>
                 <w:sz w:val="18"/>
               </w:rPr>
-              <w:t>Absorbs large secondary discontinuous triangular current pulses (</w:t>
-            </w:r>
-            <w:r>
-              <w:rPr>
-                <w:i/>
-                <w:color w:val="145AA0"/>
-                <w:sz w:val="18"/>
-              </w:rPr>
-              <w:t>I_{sec,rms \approx 6.2\,A</w:t>
-            </w:r>
-            <w:r>
-              <w:rPr>
-                <w:color w:val="282C34"/>
-                <w:sz w:val="18"/>
-              </w:rPr>
-              <w:t>).</w:t>
+              <w:t>Absorbs large secondary discontinuous triangular current pulses (I_sec,rms ≈ 6.2 A).</w:t>
             </w:r>
           </w:p>
         </w:tc>
@@ -2895,7 +2466,7 @@
                 <w:color w:val="282C34"/>
                 <w:sz w:val="18"/>
               </w:rPr>
-              <w:t>$U_1$ (Opto)</w:t>
+              <w:t>U_1 (Opto)</w:t>
             </w:r>
           </w:p>
         </w:tc>
@@ -2964,11 +2535,10 @@
             </w:pPr>
             <w:r>
               <w:rPr>
-                <w:i/>
-                <w:color w:val="145AA0"/>
+                <w:color w:val="282C34"/>
                 <w:sz w:val="18"/>
               </w:rPr>
-              <w:t>V_{IOTV = 5000\,V_{RMS, CTR = 130\% \dots 260\%</w:t>
+              <w:t>V_IOTV = 5000 V_RMS, CTR = 130\% ... 260\%</w:t>
             </w:r>
           </w:p>
         </w:tc>
@@ -3020,7 +2590,7 @@
                 <w:color w:val="282C34"/>
                 <w:sz w:val="18"/>
               </w:rPr>
-              <w:t>$U_2$ (Ref)</w:t>
+              <w:t>U_2 (Ref)</w:t>
             </w:r>
           </w:p>
         </w:tc>
@@ -3092,11 +2662,10 @@
             </w:pPr>
             <w:r>
               <w:rPr>
-                <w:i/>
-                <w:color w:val="145AA0"/>
+                <w:color w:val="282C34"/>
                 <w:sz w:val="18"/>
               </w:rPr>
-              <w:t>V_{ref = 2.495\,V ± 0.5\%, I_k = 1\,mA \dots 100\,mA</w:t>
+              <w:t>V_ref = 2.495 V ± 0.5\%, I_k = 1 mA ... 100 mA</w:t>
             </w:r>
           </w:p>
         </w:tc>
@@ -3148,7 +2717,7 @@
                 <w:color w:val="282C34"/>
                 <w:sz w:val="18"/>
               </w:rPr>
-              <w:t>$C_{Y1}$</w:t>
+              <w:t>C_Y1</w:t>
             </w:r>
           </w:p>
         </w:tc>
@@ -3217,11 +2786,10 @@
             </w:pPr>
             <w:r>
               <w:rPr>
-                <w:i/>
-                <w:color w:val="145AA0"/>
+                <w:color w:val="282C34"/>
                 <w:sz w:val="18"/>
               </w:rPr>
-              <w:t>2.2\,nF, 400\,V_{AC, Class Y1 (Reinforced)</w:t>
+              <w:t>2.2 nF, 400 V_AC, Class Y1 (Reinforced)</w:t>
             </w:r>
           </w:p>
         </w:tc>
@@ -3277,7 +2845,7 @@
           <w:color w:val="282C34"/>
           <w:sz w:val="21"/>
         </w:rPr>
-        <w:t>Interval 1: Switch ON ($0 &lt; t \le D \cdot T_s$)</w:t>
+        <w:t>Interval 1: Switch ON (0 &lt; t &lt;= D * T_s)</w:t>
       </w:r>
       <w:r>
         <w:rPr>
@@ -3298,37 +2866,7 @@
           <w:color w:val="282C34"/>
           <w:sz w:val="21"/>
         </w:rPr>
-        <w:t xml:space="preserve">Primary switch Q1 turns ON. Input DC voltage </w:t>
-      </w:r>
-      <w:r>
-        <w:rPr>
-          <w:i/>
-          <w:color w:val="145AA0"/>
-          <w:sz w:val="21"/>
-        </w:rPr>
-        <w:t>V_{IN</w:t>
-      </w:r>
-      <w:r>
-        <w:rPr>
-          <w:color w:val="282C34"/>
-          <w:sz w:val="21"/>
-        </w:rPr>
-        <w:t xml:space="preserve"> is applied across primary winding </w:t>
-      </w:r>
-      <w:r>
-        <w:rPr>
-          <w:i/>
-          <w:color w:val="145AA0"/>
-          <w:sz w:val="21"/>
-        </w:rPr>
-        <w:t>N_p</w:t>
-      </w:r>
-      <w:r>
-        <w:rPr>
-          <w:color w:val="282C34"/>
-          <w:sz w:val="21"/>
-        </w:rPr>
-        <w:t>.</w:t>
+        <w:t>Primary switch Q1 turns ON. Input DC voltage V_IN is applied across primary winding N_p.</w:t>
       </w:r>
     </w:p>
     <w:p>
@@ -3342,37 +2880,7 @@
           <w:color w:val="282C34"/>
           <w:sz w:val="21"/>
         </w:rPr>
-        <w:t xml:space="preserve">Due to the inverted dot polarity, secondary winding </w:t>
-      </w:r>
-      <w:r>
-        <w:rPr>
-          <w:i/>
-          <w:color w:val="145AA0"/>
-          <w:sz w:val="21"/>
-        </w:rPr>
-        <w:t>N_s</w:t>
-      </w:r>
-      <w:r>
-        <w:rPr>
-          <w:color w:val="282C34"/>
-          <w:sz w:val="21"/>
-        </w:rPr>
-        <w:t xml:space="preserve"> generates a negative potential at the anode of </w:t>
-      </w:r>
-      <w:r>
-        <w:rPr>
-          <w:i/>
-          <w:color w:val="145AA0"/>
-          <w:sz w:val="21"/>
-        </w:rPr>
-        <w:t>D_{sec</w:t>
-      </w:r>
-      <w:r>
-        <w:rPr>
-          <w:color w:val="282C34"/>
-          <w:sz w:val="21"/>
-        </w:rPr>
-        <w:t>.</w:t>
+        <w:t>Due to the inverted dot polarity, secondary winding N_s generates a negative potential at the anode of D_sec.</w:t>
       </w:r>
     </w:p>
     <w:p>
@@ -3386,22 +2894,7 @@
           <w:color w:val="282C34"/>
           <w:sz w:val="21"/>
         </w:rPr>
-        <w:t xml:space="preserve">Secondary diode </w:t>
-      </w:r>
-      <w:r>
-        <w:rPr>
-          <w:i/>
-          <w:color w:val="145AA0"/>
-          <w:sz w:val="21"/>
-        </w:rPr>
-        <w:t>D_{sec</w:t>
-      </w:r>
-      <w:r>
-        <w:rPr>
-          <w:color w:val="282C34"/>
-          <w:sz w:val="21"/>
-        </w:rPr>
-        <w:t xml:space="preserve"> is </w:t>
+        <w:t xml:space="preserve">Secondary diode D_sec is </w:t>
       </w:r>
       <w:r>
         <w:rPr>
@@ -3433,30 +2926,102 @@
         <w:t>Energy is stored in the transformer's core air gap as magnetic flux:</w:t>
       </w:r>
     </w:p>
+    <w:tbl>
+      <w:tblPr>
+        <w:tblW w:type="auto" w:w="0"/>
+        <w:jc w:val="center"/>
+        <w:tblLook w:firstColumn="1" w:firstRow="1" w:lastColumn="0" w:lastRow="0" w:noHBand="0" w:noVBand="1" w:val="04A0"/>
+      </w:tblPr>
+      <w:tblGrid>
+        <w:gridCol w:w="9792"/>
+      </w:tblGrid>
+      <w:tr>
+        <w:tc>
+          <w:tcPr>
+            <w:tcW w:type="dxa" w:w="9792"/>
+            <w:shd w:fill="F5F6F8"/>
+            <w:tcMar>
+              <w:top w:w="80" w:type="dxa"/>
+              <w:bottom w:w="80" w:type="dxa"/>
+              <w:left w:w="140" w:type="dxa"/>
+              <w:right w:w="140" w:type="dxa"/>
+            </w:tcMar>
+            <w:tcBorders>
+              <w:left w:val="single" w:sz="18" w:space="0" w:color="CBD5E0"/>
+              <w:top w:val="none"/>
+              <w:right w:val="none"/>
+              <w:bottom w:val="none"/>
+            </w:tcBorders>
+          </w:tcPr>
+          <w:p>
+            <w:pPr>
+              <w:spacing w:line="240" w:lineRule="auto" w:after="0"/>
+            </w:pPr>
+            <w:r>
+              <w:rPr>
+                <w:rFonts w:ascii="Consolas" w:hAnsi="Consolas"/>
+                <w:color w:val="2D3748"/>
+                <w:sz w:val="18"/>
+              </w:rPr>
+              <w:t>E_stored = 0.5 * Lp * I_pk^2</w:t>
+            </w:r>
+          </w:p>
+        </w:tc>
+      </w:tr>
+    </w:tbl>
+    <w:p/>
     <w:p>
       <w:pPr>
         <w:spacing w:after="80"/>
       </w:pPr>
       <w:r>
         <w:rPr>
-          <w:i/>
-          <w:color w:val="145AA0"/>
+          <w:color w:val="282C34"/>
           <w:sz w:val="21"/>
         </w:rPr>
+        <w:t>Where:</w:t>
       </w:r>
+    </w:p>
+    <w:p>
+      <w:pPr>
+        <w:pStyle w:val="ListBullet"/>
+        <w:spacing w:after="40"/>
+        <w:ind w:left="360"/>
+      </w:pPr>
       <w:r>
         <w:rPr>
           <w:color w:val="282C34"/>
           <w:sz w:val="21"/>
         </w:rPr>
-        <w:t>E_{stored} = \frac{1}{2} L_p \cdot I_{pk}^2</w:t>
+        <w:t>E_stored: Magnetic energy stored in coupled inductor core per switching cycle (J)</w:t>
       </w:r>
+    </w:p>
+    <w:p>
+      <w:pPr>
+        <w:pStyle w:val="ListBullet"/>
+        <w:spacing w:after="40"/>
+        <w:ind w:left="360"/>
+      </w:pPr>
       <w:r>
         <w:rPr>
-          <w:i/>
-          <w:color w:val="145AA0"/>
+          <w:color w:val="282C34"/>
           <w:sz w:val="21"/>
         </w:rPr>
+        <w:t>Lp: Primary magnetizing inductance (H)</w:t>
+      </w:r>
+    </w:p>
+    <w:p>
+      <w:pPr>
+        <w:pStyle w:val="ListBullet"/>
+        <w:spacing w:after="40"/>
+        <w:ind w:left="360"/>
+      </w:pPr>
+      <w:r>
+        <w:rPr>
+          <w:color w:val="282C34"/>
+          <w:sz w:val="21"/>
+        </w:rPr>
+        <w:t>I_pk: Peak primary drain current reached at end of switch on-time (A)</w:t>
       </w:r>
     </w:p>
     <w:p>
@@ -3470,22 +3035,7 @@
           <w:color w:val="282C34"/>
           <w:sz w:val="21"/>
         </w:rPr>
-        <w:t xml:space="preserve">Primary current ramps up linearly: </w:t>
-      </w:r>
-      <w:r>
-        <w:rPr>
-          <w:i/>
-          <w:color w:val="145AA0"/>
-          <w:sz w:val="21"/>
-        </w:rPr>
-        <w:t>\frac{di_p{dt = \frac{V_{IN{L_p</w:t>
-      </w:r>
-      <w:r>
-        <w:rPr>
-          <w:color w:val="282C34"/>
-          <w:sz w:val="21"/>
-        </w:rPr>
-        <w:t>.</w:t>
+        <w:t>Primary current ramps up linearly: di_p / dt = V_IN / L_p.</w:t>
       </w:r>
     </w:p>
     <w:p>
@@ -3499,22 +3049,7 @@
           <w:color w:val="282C34"/>
           <w:sz w:val="21"/>
         </w:rPr>
-        <w:t xml:space="preserve">The output load current is supplied entirely by the output capacitor bank </w:t>
-      </w:r>
-      <w:r>
-        <w:rPr>
-          <w:i/>
-          <w:color w:val="145AA0"/>
-          <w:sz w:val="21"/>
-        </w:rPr>
-        <w:t>C_{out</w:t>
-      </w:r>
-      <w:r>
-        <w:rPr>
-          <w:color w:val="282C34"/>
-          <w:sz w:val="21"/>
-        </w:rPr>
-        <w:t>.</w:t>
+        <w:t>The output load current is supplied entirely by the output capacitor bank C_out.</w:t>
       </w:r>
     </w:p>
     <w:p>
@@ -3529,7 +3064,7 @@
           <w:color w:val="282C34"/>
           <w:sz w:val="21"/>
         </w:rPr>
-        <w:t>Interval 2: Switch OFF ($D \cdot T_s &lt; t \le T_s$)</w:t>
+        <w:t>Interval 2: Switch OFF (D * T_s &lt; t &lt;= T_s)</w:t>
       </w:r>
       <w:r>
         <w:rPr>
@@ -3578,22 +3113,7 @@
           <w:color w:val="282C34"/>
           <w:sz w:val="21"/>
         </w:rPr>
-        <w:t xml:space="preserve">Secondary winding potential jumps positive, forward-biasing </w:t>
-      </w:r>
-      <w:r>
-        <w:rPr>
-          <w:i/>
-          <w:color w:val="145AA0"/>
-          <w:sz w:val="21"/>
-        </w:rPr>
-        <w:t>D_{sec</w:t>
-      </w:r>
-      <w:r>
-        <w:rPr>
-          <w:color w:val="282C34"/>
-          <w:sz w:val="21"/>
-        </w:rPr>
-        <w:t>.</w:t>
+        <w:t>Secondary winding potential jumps positive, forward-biasing D_sec.</w:t>
       </w:r>
     </w:p>
     <w:p>
@@ -3607,50 +3127,53 @@
           <w:color w:val="282C34"/>
           <w:sz w:val="21"/>
         </w:rPr>
-        <w:t xml:space="preserve">The stored magnetic energy discharges into output capacitor </w:t>
-      </w:r>
-      <w:r>
-        <w:rPr>
-          <w:i/>
-          <w:color w:val="145AA0"/>
-          <w:sz w:val="21"/>
-        </w:rPr>
-        <w:t>C_{out</w:t>
-      </w:r>
-      <w:r>
-        <w:rPr>
-          <w:color w:val="282C34"/>
-          <w:sz w:val="21"/>
-        </w:rPr>
-        <w:t xml:space="preserve"> and the load:</w:t>
+        <w:t>The stored magnetic energy discharges into output capacitor C_out and the load:</w:t>
       </w:r>
     </w:p>
-    <w:p>
-      <w:pPr>
-        <w:spacing w:after="80"/>
-      </w:pPr>
-      <w:r>
-        <w:rPr>
-          <w:i/>
-          <w:color w:val="145AA0"/>
-          <w:sz w:val="21"/>
-        </w:rPr>
-      </w:r>
-      <w:r>
-        <w:rPr>
-          <w:color w:val="282C34"/>
-          <w:sz w:val="21"/>
-        </w:rPr>
-        <w:t>\frac{di_s}{dt} = -\frac{V_{OUT} + V_F}{L_s}</w:t>
-      </w:r>
-      <w:r>
-        <w:rPr>
-          <w:i/>
-          <w:color w:val="145AA0"/>
-          <w:sz w:val="21"/>
-        </w:rPr>
-      </w:r>
-    </w:p>
+    <w:tbl>
+      <w:tblPr>
+        <w:tblW w:type="auto" w:w="0"/>
+        <w:jc w:val="center"/>
+        <w:tblLook w:firstColumn="1" w:firstRow="1" w:lastColumn="0" w:lastRow="0" w:noHBand="0" w:noVBand="1" w:val="04A0"/>
+      </w:tblPr>
+      <w:tblGrid>
+        <w:gridCol w:w="9792"/>
+      </w:tblGrid>
+      <w:tr>
+        <w:tc>
+          <w:tcPr>
+            <w:tcW w:type="dxa" w:w="9792"/>
+            <w:shd w:fill="F5F6F8"/>
+            <w:tcMar>
+              <w:top w:w="80" w:type="dxa"/>
+              <w:bottom w:w="80" w:type="dxa"/>
+              <w:left w:w="140" w:type="dxa"/>
+              <w:right w:w="140" w:type="dxa"/>
+            </w:tcMar>
+            <w:tcBorders>
+              <w:left w:val="single" w:sz="18" w:space="0" w:color="CBD5E0"/>
+              <w:top w:val="none"/>
+              <w:right w:val="none"/>
+              <w:bottom w:val="none"/>
+            </w:tcBorders>
+          </w:tcPr>
+          <w:p>
+            <w:pPr>
+              <w:spacing w:line="240" w:lineRule="auto" w:after="0"/>
+            </w:pPr>
+            <w:r>
+              <w:rPr>
+                <w:rFonts w:ascii="Consolas" w:hAnsi="Consolas"/>
+                <w:color w:val="2D3748"/>
+                <w:sz w:val="18"/>
+              </w:rPr>
+              <w:t>di_s / dt = -(V_OUT + V_F) / L_s</w:t>
+            </w:r>
+          </w:p>
+        </w:tc>
+      </w:tr>
+    </w:tbl>
+    <w:p/>
     <w:p>
       <w:pPr>
         <w:pStyle w:val="ListBullet"/>
@@ -3662,22 +3185,7 @@
           <w:color w:val="282C34"/>
           <w:sz w:val="21"/>
         </w:rPr>
-        <w:t xml:space="preserve">Primary voltage rings up to </w:t>
-      </w:r>
-      <w:r>
-        <w:rPr>
-          <w:i/>
-          <w:color w:val="145AA0"/>
-          <w:sz w:val="21"/>
-        </w:rPr>
-        <w:t>V_{IN + n(V_{OUT + V_F) + V_{spike</w:t>
-      </w:r>
-      <w:r>
-        <w:rPr>
-          <w:color w:val="282C34"/>
-          <w:sz w:val="21"/>
-        </w:rPr>
-        <w:t>, clamped by the RCD snubber.</w:t>
+        <w:t>Primary voltage rings up to V_IN + n(V_OUT + V_F) + V_spike, clamped by the RCD snubber.</w:t>
       </w:r>
     </w:p>
     <w:p>
@@ -3815,22 +3323,7 @@
           <w:color w:val="282C34"/>
           <w:sz w:val="21"/>
         </w:rPr>
-        <w:t>Magnetizing energy does not fall to zero before the next cycle (</w:t>
-      </w:r>
-      <w:r>
-        <w:rPr>
-          <w:i/>
-          <w:color w:val="145AA0"/>
-          <w:sz w:val="21"/>
-        </w:rPr>
-        <w:t>I_{ped &gt; 0</w:t>
-      </w:r>
-      <w:r>
-        <w:rPr>
-          <w:color w:val="282C34"/>
-          <w:sz w:val="21"/>
-        </w:rPr>
-        <w:t>).</w:t>
+        <w:t>Magnetizing energy does not fall to zero before the next cycle (I_ped &gt; 0).</w:t>
       </w:r>
     </w:p>
     <w:p>
@@ -3852,22 +3345,7 @@
           <w:color w:val="282C34"/>
           <w:sz w:val="21"/>
         </w:rPr>
-        <w:t>: Lower peak current (</w:t>
-      </w:r>
-      <w:r>
-        <w:rPr>
-          <w:i/>
-          <w:color w:val="145AA0"/>
-          <w:sz w:val="21"/>
-        </w:rPr>
-        <w:t>I_{pk</w:t>
-      </w:r>
-      <w:r>
-        <w:rPr>
-          <w:color w:val="282C34"/>
-          <w:sz w:val="21"/>
-        </w:rPr>
-        <w:t>), lower RMS conduction losses in MOSFET and capacitor, lower output voltage ripple.</w:t>
+        <w:t>: Lower peak current (I_pk), lower RMS conduction losses in MOSFET and capacitor, lower output voltage ripple.</w:t>
       </w:r>
     </w:p>
     <w:p>
@@ -3904,22 +3382,7 @@
           <w:color w:val="282C34"/>
           <w:sz w:val="21"/>
         </w:rPr>
-        <w:t xml:space="preserve"> in the control loop; secondary diode experiences hard-switching reverse recovery (</w:t>
-      </w:r>
-      <w:r>
-        <w:rPr>
-          <w:i/>
-          <w:color w:val="145AA0"/>
-          <w:sz w:val="21"/>
-        </w:rPr>
-        <w:t>Q_{rr</w:t>
-      </w:r>
-      <w:r>
-        <w:rPr>
-          <w:color w:val="282C34"/>
-          <w:sz w:val="21"/>
-        </w:rPr>
-        <w:t>).</w:t>
+        <w:t xml:space="preserve"> in the control loop; secondary diode experiences hard-switching reverse recovery (Q_rr).</w:t>
       </w:r>
     </w:p>
     <w:p>
@@ -3955,22 +3418,7 @@
           <w:color w:val="282C34"/>
           <w:sz w:val="21"/>
         </w:rPr>
-        <w:t>Stored energy completely discharges to zero during every cycle (</w:t>
-      </w:r>
-      <w:r>
-        <w:rPr>
-          <w:i/>
-          <w:color w:val="145AA0"/>
-          <w:sz w:val="21"/>
-        </w:rPr>
-        <w:t>I_{ped = 0</w:t>
-      </w:r>
-      <w:r>
-        <w:rPr>
-          <w:color w:val="282C34"/>
-          <w:sz w:val="21"/>
-        </w:rPr>
-        <w:t>).</w:t>
+        <w:t>Stored energy completely discharges to zero during every cycle (I_ped = 0).</w:t>
       </w:r>
     </w:p>
     <w:p>
@@ -4029,52 +3477,22 @@
           <w:color w:val="282C34"/>
           <w:sz w:val="21"/>
         </w:rPr>
-        <w:t>: High peak currents (</w:t>
+        <w:t>: High peak currents (2</w:t>
       </w:r>
       <w:r>
         <w:rPr>
           <w:i/>
-          <w:color w:val="145AA0"/>
+          <w:color w:val="282C34"/>
           <w:sz w:val="21"/>
         </w:rPr>
-        <w:t>2×</w:t>
+        <w:t xml:space="preserve"> to 3</w:t>
       </w:r>
       <w:r>
         <w:rPr>
           <w:color w:val="282C34"/>
           <w:sz w:val="21"/>
         </w:rPr>
-        <w:t xml:space="preserve"> to </w:t>
-      </w:r>
-      <w:r>
-        <w:rPr>
-          <w:i/>
-          <w:color w:val="145AA0"/>
-          <w:sz w:val="21"/>
-        </w:rPr>
-        <w:t>3×</w:t>
-      </w:r>
-      <w:r>
-        <w:rPr>
-          <w:color w:val="282C34"/>
-          <w:sz w:val="21"/>
-        </w:rPr>
-        <w:t xml:space="preserve"> higher than CCM), higher </w:t>
-      </w:r>
-      <w:r>
-        <w:rPr>
-          <w:i/>
-          <w:color w:val="145AA0"/>
-          <w:sz w:val="21"/>
-        </w:rPr>
-        <w:t>I_{rms</w:t>
-      </w:r>
-      <w:r>
-        <w:rPr>
-          <w:color w:val="282C34"/>
-          <w:sz w:val="21"/>
-        </w:rPr>
-        <w:t xml:space="preserve"> resistive losses, larger bulk capacitors needed.</w:t>
+        <w:t xml:space="preserve"> higher than CCM), higher I_rms resistive losses, larger bulk capacitors needed.</w:t>
       </w:r>
     </w:p>
     <w:p>
@@ -4147,32 +3565,50 @@
         <w:t>3.1 Voltage Conversion Ratio (CCM):</w:t>
       </w:r>
     </w:p>
-    <w:p>
-      <w:pPr>
-        <w:spacing w:after="80"/>
-      </w:pPr>
-      <w:r>
-        <w:rPr>
-          <w:i/>
-          <w:color w:val="145AA0"/>
-          <w:sz w:val="21"/>
-        </w:rPr>
-      </w:r>
-      <w:r>
-        <w:rPr>
-          <w:color w:val="282C34"/>
-          <w:sz w:val="21"/>
-        </w:rPr>
-        <w:t>V_{OUT} = V_{IN} \cdot \left(\frac{N_s}{N_p}\right) \cdot \left(\frac{D}{1 - D}\right)</w:t>
-      </w:r>
-      <w:r>
-        <w:rPr>
-          <w:i/>
-          <w:color w:val="145AA0"/>
-          <w:sz w:val="21"/>
-        </w:rPr>
-      </w:r>
-    </w:p>
+    <w:tbl>
+      <w:tblPr>
+        <w:tblW w:type="auto" w:w="0"/>
+        <w:jc w:val="center"/>
+        <w:tblLook w:firstColumn="1" w:firstRow="1" w:lastColumn="0" w:lastRow="0" w:noHBand="0" w:noVBand="1" w:val="04A0"/>
+      </w:tblPr>
+      <w:tblGrid>
+        <w:gridCol w:w="9792"/>
+      </w:tblGrid>
+      <w:tr>
+        <w:tc>
+          <w:tcPr>
+            <w:tcW w:type="dxa" w:w="9792"/>
+            <w:shd w:fill="F5F6F8"/>
+            <w:tcMar>
+              <w:top w:w="80" w:type="dxa"/>
+              <w:bottom w:w="80" w:type="dxa"/>
+              <w:left w:w="140" w:type="dxa"/>
+              <w:right w:w="140" w:type="dxa"/>
+            </w:tcMar>
+            <w:tcBorders>
+              <w:left w:val="single" w:sz="18" w:space="0" w:color="CBD5E0"/>
+              <w:top w:val="none"/>
+              <w:right w:val="none"/>
+              <w:bottom w:val="none"/>
+            </w:tcBorders>
+          </w:tcPr>
+          <w:p>
+            <w:pPr>
+              <w:spacing w:line="240" w:lineRule="auto" w:after="0"/>
+            </w:pPr>
+            <w:r>
+              <w:rPr>
+                <w:rFonts w:ascii="Consolas" w:hAnsi="Consolas"/>
+                <w:color w:val="2D3748"/>
+                <w:sz w:val="18"/>
+              </w:rPr>
+              <w:t>V_OUT = V_IN * (N_s / N_p) * (D / (1 - D))</w:t>
+            </w:r>
+          </w:p>
+        </w:tc>
+      </w:tr>
+    </w:tbl>
+    <w:p/>
     <w:p>
       <w:pPr>
         <w:spacing w:before="160" w:after="80"/>
@@ -4183,24 +3619,7 @@
           <w:color w:val="4682B4"/>
           <w:sz w:val="24"/>
         </w:rPr>
-        <w:t>3.2 Primary Inductance (</w:t>
-      </w:r>
-      <w:r>
-        <w:rPr>
-          <w:b/>
-          <w:i/>
-          <w:color w:val="145AA0"/>
-          <w:sz w:val="24"/>
-        </w:rPr>
-        <w:t>L_p</w:t>
-      </w:r>
-      <w:r>
-        <w:rPr>
-          <w:b/>
-          <w:color w:val="4682B4"/>
-          <w:sz w:val="24"/>
-        </w:rPr>
-        <w:t>) Sizing:</w:t>
+        <w:t>3.2 Primary Inductance (L_p) Sizing:</w:t>
       </w:r>
     </w:p>
     <w:p>
@@ -4215,32 +3634,50 @@
         <w:t>For boundary conduction mode (BCM) between CCM and DCM at minimum input voltage:</w:t>
       </w:r>
     </w:p>
-    <w:p>
-      <w:pPr>
-        <w:spacing w:after="80"/>
-      </w:pPr>
-      <w:r>
-        <w:rPr>
-          <w:i/>
-          <w:color w:val="145AA0"/>
-          <w:sz w:val="21"/>
-        </w:rPr>
-      </w:r>
-      <w:r>
-        <w:rPr>
-          <w:color w:val="282C34"/>
-          <w:sz w:val="21"/>
-        </w:rPr>
-        <w:t>L_p = \frac{V_{IN(min)}^2 \cdot D_{max}^2}{2 \cdot P_{in} \cdot f_{sw}}</w:t>
-      </w:r>
-      <w:r>
-        <w:rPr>
-          <w:i/>
-          <w:color w:val="145AA0"/>
-          <w:sz w:val="21"/>
-        </w:rPr>
-      </w:r>
-    </w:p>
+    <w:tbl>
+      <w:tblPr>
+        <w:tblW w:type="auto" w:w="0"/>
+        <w:jc w:val="center"/>
+        <w:tblLook w:firstColumn="1" w:firstRow="1" w:lastColumn="0" w:lastRow="0" w:noHBand="0" w:noVBand="1" w:val="04A0"/>
+      </w:tblPr>
+      <w:tblGrid>
+        <w:gridCol w:w="9792"/>
+      </w:tblGrid>
+      <w:tr>
+        <w:tc>
+          <w:tcPr>
+            <w:tcW w:type="dxa" w:w="9792"/>
+            <w:shd w:fill="F5F6F8"/>
+            <w:tcMar>
+              <w:top w:w="80" w:type="dxa"/>
+              <w:bottom w:w="80" w:type="dxa"/>
+              <w:left w:w="140" w:type="dxa"/>
+              <w:right w:w="140" w:type="dxa"/>
+            </w:tcMar>
+            <w:tcBorders>
+              <w:left w:val="single" w:sz="18" w:space="0" w:color="CBD5E0"/>
+              <w:top w:val="none"/>
+              <w:right w:val="none"/>
+              <w:bottom w:val="none"/>
+            </w:tcBorders>
+          </w:tcPr>
+          <w:p>
+            <w:pPr>
+              <w:spacing w:line="240" w:lineRule="auto" w:after="0"/>
+            </w:pPr>
+            <w:r>
+              <w:rPr>
+                <w:rFonts w:ascii="Consolas" w:hAnsi="Consolas"/>
+                <w:color w:val="2D3748"/>
+                <w:sz w:val="18"/>
+              </w:rPr>
+              <w:t>L_p = (V_IN(min)^2 * D_max^2) / (2 * P_in * f_sw)</w:t>
+            </w:r>
+          </w:p>
+        </w:tc>
+      </w:tr>
+    </w:tbl>
+    <w:p/>
     <w:p>
       <w:pPr>
         <w:spacing w:after="80"/>
@@ -4253,32 +3690,50 @@
         <w:t>Primary peak current:</w:t>
       </w:r>
     </w:p>
-    <w:p>
-      <w:pPr>
-        <w:spacing w:after="80"/>
-      </w:pPr>
-      <w:r>
-        <w:rPr>
-          <w:i/>
-          <w:color w:val="145AA0"/>
-          <w:sz w:val="21"/>
-        </w:rPr>
-      </w:r>
-      <w:r>
-        <w:rPr>
-          <w:color w:val="282C34"/>
-          <w:sz w:val="21"/>
-        </w:rPr>
-        <w:t>I_{pk} = \frac{2 \cdot P_{in}}{V_{IN(min)} \cdot D_{max}}</w:t>
-      </w:r>
-      <w:r>
-        <w:rPr>
-          <w:i/>
-          <w:color w:val="145AA0"/>
-          <w:sz w:val="21"/>
-        </w:rPr>
-      </w:r>
-    </w:p>
+    <w:tbl>
+      <w:tblPr>
+        <w:tblW w:type="auto" w:w="0"/>
+        <w:jc w:val="center"/>
+        <w:tblLook w:firstColumn="1" w:firstRow="1" w:lastColumn="0" w:lastRow="0" w:noHBand="0" w:noVBand="1" w:val="04A0"/>
+      </w:tblPr>
+      <w:tblGrid>
+        <w:gridCol w:w="9792"/>
+      </w:tblGrid>
+      <w:tr>
+        <w:tc>
+          <w:tcPr>
+            <w:tcW w:type="dxa" w:w="9792"/>
+            <w:shd w:fill="F5F6F8"/>
+            <w:tcMar>
+              <w:top w:w="80" w:type="dxa"/>
+              <w:bottom w:w="80" w:type="dxa"/>
+              <w:left w:w="140" w:type="dxa"/>
+              <w:right w:w="140" w:type="dxa"/>
+            </w:tcMar>
+            <w:tcBorders>
+              <w:left w:val="single" w:sz="18" w:space="0" w:color="CBD5E0"/>
+              <w:top w:val="none"/>
+              <w:right w:val="none"/>
+              <w:bottom w:val="none"/>
+            </w:tcBorders>
+          </w:tcPr>
+          <w:p>
+            <w:pPr>
+              <w:spacing w:line="240" w:lineRule="auto" w:after="0"/>
+            </w:pPr>
+            <w:r>
+              <w:rPr>
+                <w:rFonts w:ascii="Consolas" w:hAnsi="Consolas"/>
+                <w:color w:val="2D3748"/>
+                <w:sz w:val="18"/>
+              </w:rPr>
+              <w:t>I_pk = (2 * P_in) / (V_IN(min) * D_max)</w:t>
+            </w:r>
+          </w:p>
+        </w:tc>
+      </w:tr>
+    </w:tbl>
+    <w:p/>
     <w:p>
       <w:pPr>
         <w:spacing w:before="160" w:after="80"/>
@@ -4304,7 +3759,7 @@
           <w:color w:val="282C34"/>
           <w:sz w:val="21"/>
         </w:rPr>
-        <w:t>Primary Switch Maximum Voltage Stress ($V_{DS(max)}$)</w:t>
+        <w:t>Primary Switch Maximum Voltage Stress (V_DS(max))</w:t>
       </w:r>
       <w:r>
         <w:rPr>
@@ -4314,32 +3769,50 @@
         <w:t>:</w:t>
       </w:r>
     </w:p>
-    <w:p>
-      <w:pPr>
-        <w:spacing w:after="80"/>
-      </w:pPr>
-      <w:r>
-        <w:rPr>
-          <w:i/>
-          <w:color w:val="145AA0"/>
-          <w:sz w:val="21"/>
-        </w:rPr>
-      </w:r>
-      <w:r>
-        <w:rPr>
-          <w:color w:val="282C34"/>
-          <w:sz w:val="21"/>
-        </w:rPr>
-        <w:t>V_{DS(max)} = V_{IN(max)} + n(V_{OUT} + V_F) + V_{spike}</w:t>
-      </w:r>
-      <w:r>
-        <w:rPr>
-          <w:i/>
-          <w:color w:val="145AA0"/>
-          <w:sz w:val="21"/>
-        </w:rPr>
-      </w:r>
-    </w:p>
+    <w:tbl>
+      <w:tblPr>
+        <w:tblW w:type="auto" w:w="0"/>
+        <w:jc w:val="center"/>
+        <w:tblLook w:firstColumn="1" w:firstRow="1" w:lastColumn="0" w:lastRow="0" w:noHBand="0" w:noVBand="1" w:val="04A0"/>
+      </w:tblPr>
+      <w:tblGrid>
+        <w:gridCol w:w="9792"/>
+      </w:tblGrid>
+      <w:tr>
+        <w:tc>
+          <w:tcPr>
+            <w:tcW w:type="dxa" w:w="9792"/>
+            <w:shd w:fill="F5F6F8"/>
+            <w:tcMar>
+              <w:top w:w="80" w:type="dxa"/>
+              <w:bottom w:w="80" w:type="dxa"/>
+              <w:left w:w="140" w:type="dxa"/>
+              <w:right w:w="140" w:type="dxa"/>
+            </w:tcMar>
+            <w:tcBorders>
+              <w:left w:val="single" w:sz="18" w:space="0" w:color="CBD5E0"/>
+              <w:top w:val="none"/>
+              <w:right w:val="none"/>
+              <w:bottom w:val="none"/>
+            </w:tcBorders>
+          </w:tcPr>
+          <w:p>
+            <w:pPr>
+              <w:spacing w:line="240" w:lineRule="auto" w:after="0"/>
+            </w:pPr>
+            <w:r>
+              <w:rPr>
+                <w:rFonts w:ascii="Consolas" w:hAnsi="Consolas"/>
+                <w:color w:val="2D3748"/>
+                <w:sz w:val="18"/>
+              </w:rPr>
+              <w:t>V_DS(max) = V_IN(max) + n(V_OUT + V_F) + V_spike</w:t>
+            </w:r>
+          </w:p>
+        </w:tc>
+      </w:tr>
+    </w:tbl>
+    <w:p/>
     <w:p>
       <w:pPr>
         <w:spacing w:after="80"/>
@@ -4349,52 +3822,7 @@
           <w:color w:val="282C34"/>
           <w:sz w:val="21"/>
         </w:rPr>
-        <w:t xml:space="preserve">where </w:t>
-      </w:r>
-      <w:r>
-        <w:rPr>
-          <w:i/>
-          <w:color w:val="145AA0"/>
-          <w:sz w:val="21"/>
-        </w:rPr>
-        <w:t>n = N_p / N_s</w:t>
-      </w:r>
-      <w:r>
-        <w:rPr>
-          <w:color w:val="282C34"/>
-          <w:sz w:val="21"/>
-        </w:rPr>
-        <w:t xml:space="preserve"> is the primary-to-secondary turns ratio, and </w:t>
-      </w:r>
-      <w:r>
-        <w:rPr>
-          <w:i/>
-          <w:color w:val="145AA0"/>
-          <w:sz w:val="21"/>
-        </w:rPr>
-        <w:t>V_{spike</w:t>
-      </w:r>
-      <w:r>
-        <w:rPr>
-          <w:color w:val="282C34"/>
-          <w:sz w:val="21"/>
-        </w:rPr>
-        <w:t xml:space="preserve"> is the unabsorbed leakage spike (</w:t>
-      </w:r>
-      <w:r>
-        <w:rPr>
-          <w:i/>
-          <w:color w:val="145AA0"/>
-          <w:sz w:val="21"/>
-        </w:rPr>
-        <w:t>50\,V \dots 100\,V</w:t>
-      </w:r>
-      <w:r>
-        <w:rPr>
-          <w:color w:val="282C34"/>
-          <w:sz w:val="21"/>
-        </w:rPr>
-        <w:t>).</w:t>
+        <w:t>where n = N_p / N_s is the primary-to-secondary turns ratio, and V_spike is the unabsorbed leakage spike (50 V ... 100 V).</w:t>
       </w:r>
     </w:p>
     <w:p>
@@ -4409,7 +3837,7 @@
           <w:color w:val="282C34"/>
           <w:sz w:val="21"/>
         </w:rPr>
-        <w:t>Secondary Diode Reverse Voltage Stress ($V_{rev(sec)}$)</w:t>
+        <w:t>Secondary Diode Reverse Voltage Stress (V_rev(sec))</w:t>
       </w:r>
       <w:r>
         <w:rPr>
@@ -4419,32 +3847,50 @@
         <w:t>:</w:t>
       </w:r>
     </w:p>
-    <w:p>
-      <w:pPr>
-        <w:spacing w:after="80"/>
-      </w:pPr>
-      <w:r>
-        <w:rPr>
-          <w:i/>
-          <w:color w:val="145AA0"/>
-          <w:sz w:val="21"/>
-        </w:rPr>
-      </w:r>
-      <w:r>
-        <w:rPr>
-          <w:color w:val="282C34"/>
-          <w:sz w:val="21"/>
-        </w:rPr>
-        <w:t>V_{rev(sec)} = V_{OUT} + \frac{V_{IN(max)}}{n}</w:t>
-      </w:r>
-      <w:r>
-        <w:rPr>
-          <w:i/>
-          <w:color w:val="145AA0"/>
-          <w:sz w:val="21"/>
-        </w:rPr>
-      </w:r>
-    </w:p>
+    <w:tbl>
+      <w:tblPr>
+        <w:tblW w:type="auto" w:w="0"/>
+        <w:jc w:val="center"/>
+        <w:tblLook w:firstColumn="1" w:firstRow="1" w:lastColumn="0" w:lastRow="0" w:noHBand="0" w:noVBand="1" w:val="04A0"/>
+      </w:tblPr>
+      <w:tblGrid>
+        <w:gridCol w:w="9792"/>
+      </w:tblGrid>
+      <w:tr>
+        <w:tc>
+          <w:tcPr>
+            <w:tcW w:type="dxa" w:w="9792"/>
+            <w:shd w:fill="F5F6F8"/>
+            <w:tcMar>
+              <w:top w:w="80" w:type="dxa"/>
+              <w:bottom w:w="80" w:type="dxa"/>
+              <w:left w:w="140" w:type="dxa"/>
+              <w:right w:w="140" w:type="dxa"/>
+            </w:tcMar>
+            <w:tcBorders>
+              <w:left w:val="single" w:sz="18" w:space="0" w:color="CBD5E0"/>
+              <w:top w:val="none"/>
+              <w:right w:val="none"/>
+              <w:bottom w:val="none"/>
+            </w:tcBorders>
+          </w:tcPr>
+          <w:p>
+            <w:pPr>
+              <w:spacing w:line="240" w:lineRule="auto" w:after="0"/>
+            </w:pPr>
+            <w:r>
+              <w:rPr>
+                <w:rFonts w:ascii="Consolas" w:hAnsi="Consolas"/>
+                <w:color w:val="2D3748"/>
+                <w:sz w:val="18"/>
+              </w:rPr>
+              <w:t>V_rev(sec) = V_OUT + V_IN(max) / n</w:t>
+            </w:r>
+          </w:p>
+        </w:tc>
+      </w:tr>
+    </w:tbl>
+    <w:p/>
     <w:p>
       <w:pPr>
         <w:spacing w:before="80" w:after="80"/>
@@ -4483,29 +3929,14 @@
           <w:color w:val="282C34"/>
           <w:sz w:val="21"/>
         </w:rPr>
-        <w:t>primary leakage inductance ($L_{lk}$)</w:t>
+        <w:t>primary leakage inductance (L_lk)</w:t>
       </w:r>
       <w:r>
         <w:rPr>
           <w:color w:val="282C34"/>
           <w:sz w:val="21"/>
         </w:rPr>
-        <w:t xml:space="preserve"> cannot couple to the secondary. It rings violently with the MOSFET output capacitance (</w:t>
-      </w:r>
-      <w:r>
-        <w:rPr>
-          <w:i/>
-          <w:color w:val="145AA0"/>
-          <w:sz w:val="21"/>
-        </w:rPr>
-        <w:t>C_{oss</w:t>
-      </w:r>
-      <w:r>
-        <w:rPr>
-          <w:color w:val="282C34"/>
-          <w:sz w:val="21"/>
-        </w:rPr>
-        <w:t>), threatening overvoltage breakdown:</w:t>
+        <w:t xml:space="preserve"> cannot couple to the secondary. It rings violently with the MOSFET output capacitance (C_oss), threatening overvoltage breakdown:</w:t>
       </w:r>
     </w:p>
     <w:tbl>
@@ -4609,32 +4040,50 @@
         <w:t>:</w:t>
       </w:r>
     </w:p>
-    <w:p>
-      <w:pPr>
-        <w:spacing w:after="80"/>
-      </w:pPr>
-      <w:r>
-        <w:rPr>
-          <w:i/>
-          <w:color w:val="145AA0"/>
-          <w:sz w:val="21"/>
-        </w:rPr>
-      </w:r>
-      <w:r>
-        <w:rPr>
-          <w:color w:val="282C34"/>
-          <w:sz w:val="21"/>
-        </w:rPr>
-        <w:t>E_{leak} = \frac{1}{2} L_{lk} \cdot I_{pk}^2</w:t>
-      </w:r>
-      <w:r>
-        <w:rPr>
-          <w:i/>
-          <w:color w:val="145AA0"/>
-          <w:sz w:val="21"/>
-        </w:rPr>
-      </w:r>
-    </w:p>
+    <w:tbl>
+      <w:tblPr>
+        <w:tblW w:type="auto" w:w="0"/>
+        <w:jc w:val="center"/>
+        <w:tblLook w:firstColumn="1" w:firstRow="1" w:lastColumn="0" w:lastRow="0" w:noHBand="0" w:noVBand="1" w:val="04A0"/>
+      </w:tblPr>
+      <w:tblGrid>
+        <w:gridCol w:w="9792"/>
+      </w:tblGrid>
+      <w:tr>
+        <w:tc>
+          <w:tcPr>
+            <w:tcW w:type="dxa" w:w="9792"/>
+            <w:shd w:fill="F5F6F8"/>
+            <w:tcMar>
+              <w:top w:w="80" w:type="dxa"/>
+              <w:bottom w:w="80" w:type="dxa"/>
+              <w:left w:w="140" w:type="dxa"/>
+              <w:right w:w="140" w:type="dxa"/>
+            </w:tcMar>
+            <w:tcBorders>
+              <w:left w:val="single" w:sz="18" w:space="0" w:color="CBD5E0"/>
+              <w:top w:val="none"/>
+              <w:right w:val="none"/>
+              <w:bottom w:val="none"/>
+            </w:tcBorders>
+          </w:tcPr>
+          <w:p>
+            <w:pPr>
+              <w:spacing w:line="240" w:lineRule="auto" w:after="0"/>
+            </w:pPr>
+            <w:r>
+              <w:rPr>
+                <w:rFonts w:ascii="Consolas" w:hAnsi="Consolas"/>
+                <w:color w:val="2D3748"/>
+                <w:sz w:val="18"/>
+              </w:rPr>
+              <w:t>E_leak = 1 / 2 L_lk * I_pk^2</w:t>
+            </w:r>
+          </w:p>
+        </w:tc>
+      </w:tr>
+    </w:tbl>
+    <w:p/>
     <w:p>
       <w:pPr>
         <w:pStyle w:val="ListNumber"/>
@@ -4657,32 +4106,50 @@
         <w:t>:</w:t>
       </w:r>
     </w:p>
-    <w:p>
-      <w:pPr>
-        <w:spacing w:after="80"/>
-      </w:pPr>
-      <w:r>
-        <w:rPr>
-          <w:i/>
-          <w:color w:val="145AA0"/>
-          <w:sz w:val="21"/>
-        </w:rPr>
-      </w:r>
-      <w:r>
-        <w:rPr>
-          <w:color w:val="282C34"/>
-          <w:sz w:val="21"/>
-        </w:rPr>
-        <w:t>P_{snub} = E_{leak} \cdot f_{sw} \cdot \left(\frac{V_{clamp}}{V_{clamp} - n(V_{OUT} + V_F)}\right)</w:t>
-      </w:r>
-      <w:r>
-        <w:rPr>
-          <w:i/>
-          <w:color w:val="145AA0"/>
-          <w:sz w:val="21"/>
-        </w:rPr>
-      </w:r>
-    </w:p>
+    <w:tbl>
+      <w:tblPr>
+        <w:tblW w:type="auto" w:w="0"/>
+        <w:jc w:val="center"/>
+        <w:tblLook w:firstColumn="1" w:firstRow="1" w:lastColumn="0" w:lastRow="0" w:noHBand="0" w:noVBand="1" w:val="04A0"/>
+      </w:tblPr>
+      <w:tblGrid>
+        <w:gridCol w:w="9792"/>
+      </w:tblGrid>
+      <w:tr>
+        <w:tc>
+          <w:tcPr>
+            <w:tcW w:type="dxa" w:w="9792"/>
+            <w:shd w:fill="F5F6F8"/>
+            <w:tcMar>
+              <w:top w:w="80" w:type="dxa"/>
+              <w:bottom w:w="80" w:type="dxa"/>
+              <w:left w:w="140" w:type="dxa"/>
+              <w:right w:w="140" w:type="dxa"/>
+            </w:tcMar>
+            <w:tcBorders>
+              <w:left w:val="single" w:sz="18" w:space="0" w:color="CBD5E0"/>
+              <w:top w:val="none"/>
+              <w:right w:val="none"/>
+              <w:bottom w:val="none"/>
+            </w:tcBorders>
+          </w:tcPr>
+          <w:p>
+            <w:pPr>
+              <w:spacing w:line="240" w:lineRule="auto" w:after="0"/>
+            </w:pPr>
+            <w:r>
+              <w:rPr>
+                <w:rFonts w:ascii="Consolas" w:hAnsi="Consolas"/>
+                <w:color w:val="2D3748"/>
+                <w:sz w:val="18"/>
+              </w:rPr>
+              <w:t>P_snub = E_leak * f_sw * (V_clamp / (V_clamp - n(V_OUT + V_F)))</w:t>
+            </w:r>
+          </w:p>
+        </w:tc>
+      </w:tr>
+    </w:tbl>
+    <w:p/>
     <w:p>
       <w:pPr>
         <w:pStyle w:val="ListNumber"/>
@@ -4695,7 +4162,7 @@
           <w:color w:val="282C34"/>
           <w:sz w:val="21"/>
         </w:rPr>
-        <w:t>Snubber Resistor ($R_{snub}$)</w:t>
+        <w:t>Snubber Resistor (R_snub)</w:t>
       </w:r>
       <w:r>
         <w:rPr>
@@ -4705,32 +4172,50 @@
         <w:t>:</w:t>
       </w:r>
     </w:p>
-    <w:p>
-      <w:pPr>
-        <w:spacing w:after="80"/>
-      </w:pPr>
-      <w:r>
-        <w:rPr>
-          <w:i/>
-          <w:color w:val="145AA0"/>
-          <w:sz w:val="21"/>
-        </w:rPr>
-      </w:r>
-      <w:r>
-        <w:rPr>
-          <w:color w:val="282C34"/>
-          <w:sz w:val="21"/>
-        </w:rPr>
-        <w:t>R_{snub} = \frac{V_{clamp}^2}{P_{snub}}</w:t>
-      </w:r>
-      <w:r>
-        <w:rPr>
-          <w:i/>
-          <w:color w:val="145AA0"/>
-          <w:sz w:val="21"/>
-        </w:rPr>
-      </w:r>
-    </w:p>
+    <w:tbl>
+      <w:tblPr>
+        <w:tblW w:type="auto" w:w="0"/>
+        <w:jc w:val="center"/>
+        <w:tblLook w:firstColumn="1" w:firstRow="1" w:lastColumn="0" w:lastRow="0" w:noHBand="0" w:noVBand="1" w:val="04A0"/>
+      </w:tblPr>
+      <w:tblGrid>
+        <w:gridCol w:w="9792"/>
+      </w:tblGrid>
+      <w:tr>
+        <w:tc>
+          <w:tcPr>
+            <w:tcW w:type="dxa" w:w="9792"/>
+            <w:shd w:fill="F5F6F8"/>
+            <w:tcMar>
+              <w:top w:w="80" w:type="dxa"/>
+              <w:bottom w:w="80" w:type="dxa"/>
+              <w:left w:w="140" w:type="dxa"/>
+              <w:right w:w="140" w:type="dxa"/>
+            </w:tcMar>
+            <w:tcBorders>
+              <w:left w:val="single" w:sz="18" w:space="0" w:color="CBD5E0"/>
+              <w:top w:val="none"/>
+              <w:right w:val="none"/>
+              <w:bottom w:val="none"/>
+            </w:tcBorders>
+          </w:tcPr>
+          <w:p>
+            <w:pPr>
+              <w:spacing w:line="240" w:lineRule="auto" w:after="0"/>
+            </w:pPr>
+            <w:r>
+              <w:rPr>
+                <w:rFonts w:ascii="Consolas" w:hAnsi="Consolas"/>
+                <w:color w:val="2D3748"/>
+                <w:sz w:val="18"/>
+              </w:rPr>
+              <w:t>R_snub = V_clamp^2 / P_snub</w:t>
+            </w:r>
+          </w:p>
+        </w:tc>
+      </w:tr>
+    </w:tbl>
+    <w:p/>
     <w:p>
       <w:pPr>
         <w:pStyle w:val="ListNumber"/>
@@ -4743,57 +4228,60 @@
           <w:color w:val="282C34"/>
           <w:sz w:val="21"/>
         </w:rPr>
-        <w:t>Snubber Capacitor ($C_{snub}$)</w:t>
+        <w:t>Snubber Capacitor (C_snub)</w:t>
       </w:r>
       <w:r>
         <w:rPr>
           <w:color w:val="282C34"/>
           <w:sz w:val="21"/>
         </w:rPr>
-        <w:t xml:space="preserve"> (constraining ripple to </w:t>
-      </w:r>
-      <w:r>
-        <w:rPr>
-          <w:i/>
-          <w:color w:val="145AA0"/>
-          <w:sz w:val="21"/>
-        </w:rPr>
-        <w:t>\Delta V_{clamp ≤ 10\% V_{clamp</w:t>
-      </w:r>
-      <w:r>
-        <w:rPr>
-          <w:color w:val="282C34"/>
-          <w:sz w:val="21"/>
-        </w:rPr>
-        <w:t>):</w:t>
+        <w:t xml:space="preserve"> (constraining ripple to Δ V_clamp &lt;= 10\% V_clamp):</w:t>
       </w:r>
     </w:p>
-    <w:p>
-      <w:pPr>
-        <w:spacing w:after="80"/>
-      </w:pPr>
-      <w:r>
-        <w:rPr>
-          <w:i/>
-          <w:color w:val="145AA0"/>
-          <w:sz w:val="21"/>
-        </w:rPr>
-      </w:r>
-      <w:r>
-        <w:rPr>
-          <w:color w:val="282C34"/>
-          <w:sz w:val="21"/>
-        </w:rPr>
-        <w:t>C_{snub} = \frac{V_{clamp}}{\Delta V_{clamp} \cdot R_{snub} \cdot f_{sw}}</w:t>
-      </w:r>
-      <w:r>
-        <w:rPr>
-          <w:i/>
-          <w:color w:val="145AA0"/>
-          <w:sz w:val="21"/>
-        </w:rPr>
-      </w:r>
-    </w:p>
+    <w:tbl>
+      <w:tblPr>
+        <w:tblW w:type="auto" w:w="0"/>
+        <w:jc w:val="center"/>
+        <w:tblLook w:firstColumn="1" w:firstRow="1" w:lastColumn="0" w:lastRow="0" w:noHBand="0" w:noVBand="1" w:val="04A0"/>
+      </w:tblPr>
+      <w:tblGrid>
+        <w:gridCol w:w="9792"/>
+      </w:tblGrid>
+      <w:tr>
+        <w:tc>
+          <w:tcPr>
+            <w:tcW w:type="dxa" w:w="9792"/>
+            <w:shd w:fill="F5F6F8"/>
+            <w:tcMar>
+              <w:top w:w="80" w:type="dxa"/>
+              <w:bottom w:w="80" w:type="dxa"/>
+              <w:left w:w="140" w:type="dxa"/>
+              <w:right w:w="140" w:type="dxa"/>
+            </w:tcMar>
+            <w:tcBorders>
+              <w:left w:val="single" w:sz="18" w:space="0" w:color="CBD5E0"/>
+              <w:top w:val="none"/>
+              <w:right w:val="none"/>
+              <w:bottom w:val="none"/>
+            </w:tcBorders>
+          </w:tcPr>
+          <w:p>
+            <w:pPr>
+              <w:spacing w:line="240" w:lineRule="auto" w:after="0"/>
+            </w:pPr>
+            <w:r>
+              <w:rPr>
+                <w:rFonts w:ascii="Consolas" w:hAnsi="Consolas"/>
+                <w:color w:val="2D3748"/>
+                <w:sz w:val="18"/>
+              </w:rPr>
+              <w:t>C_snub = V_clamp / (Δ V_clamp * R_snub * f_sw)</w:t>
+            </w:r>
+          </w:p>
+        </w:tc>
+      </w:tr>
+    </w:tbl>
+    <w:p/>
     <w:p>
       <w:pPr>
         <w:pStyle w:val="ListNumber"/>
@@ -4828,37 +4316,7 @@
           <w:color w:val="282C34"/>
           <w:sz w:val="21"/>
         </w:rPr>
-        <w:t xml:space="preserve"> (</w:t>
-      </w:r>
-      <w:r>
-        <w:rPr>
-          <w:i/>
-          <w:color w:val="145AA0"/>
-          <w:sz w:val="21"/>
-        </w:rPr>
-        <w:t>t_{rr ≤ 50\,ns</w:t>
-      </w:r>
-      <w:r>
-        <w:rPr>
-          <w:color w:val="282C34"/>
-          <w:sz w:val="21"/>
-        </w:rPr>
-        <w:t xml:space="preserve">, e.g., US1M, ES1J) rated for </w:t>
-      </w:r>
-      <w:r>
-        <w:rPr>
-          <w:i/>
-          <w:color w:val="145AA0"/>
-          <w:sz w:val="21"/>
-        </w:rPr>
-        <w:t>&gt; 1.2 × V_{DS(max)</w:t>
-      </w:r>
-      <w:r>
-        <w:rPr>
-          <w:color w:val="282C34"/>
-          <w:sz w:val="21"/>
-        </w:rPr>
-        <w:t>.</w:t>
+        <w:t xml:space="preserve"> (t_rr &lt;= 50 ns, e.g., US1M, ES1J) rated for &gt; 1.2 * V_DS(max).</w:t>
       </w:r>
     </w:p>
     <w:p>
@@ -5007,37 +4465,7 @@
           <w:color w:val="282C34"/>
           <w:sz w:val="21"/>
         </w:rPr>
-        <w:t>Only the main output (</w:t>
-      </w:r>
-      <w:r>
-        <w:rPr>
-          <w:i/>
-          <w:color w:val="145AA0"/>
-          <w:sz w:val="21"/>
-        </w:rPr>
-        <w:t>+5\,V</w:t>
-      </w:r>
-      <w:r>
-        <w:rPr>
-          <w:color w:val="282C34"/>
-          <w:sz w:val="21"/>
-        </w:rPr>
-        <w:t>) is enclosed within the optocoupler feedback loop. Auxiliary rails (</w:t>
-      </w:r>
-      <w:r>
-        <w:rPr>
-          <w:i/>
-          <w:color w:val="145AA0"/>
-          <w:sz w:val="21"/>
-        </w:rPr>
-        <w:t>+15\,V, -15\,V</w:t>
-      </w:r>
-      <w:r>
-        <w:rPr>
-          <w:color w:val="282C34"/>
-          <w:sz w:val="21"/>
-        </w:rPr>
-        <w:t>) rely on magnetic coupling. Imperfect winding coupling (leakage flux) causes auxiliary rails to sag under load or spike during light loads.</w:t>
+        <w:t>Only the main output (+5 V) is enclosed within the optocoupler feedback loop. Auxiliary rails (+15 V, -15 V) rely on magnetic coupling. Imperfect winding coupling (leakage flux) causes auxiliary rails to sag under load or spike during light loads.</w:t>
       </w:r>
     </w:p>
     <w:p>
